--- a/Interview QNA/Latest QNA.docx
+++ b/Interview QNA/Latest QNA.docx
@@ -107,15 +107,7 @@
       </w:r>
       <w:r>
         <w:tab/>
-        <w:t>"</w:t>
-      </w:r>
-      <w:proofErr w:type="spellStart"/>
-      <w:r>
-        <w:t>EpisodeCount</w:t>
-      </w:r>
-      <w:proofErr w:type="spellEnd"/>
-      <w:r>
-        <w:t>": 9</w:t>
+        <w:t>"EpisodeCount": 9</w:t>
       </w:r>
     </w:p>
     <w:p>
@@ -203,53 +195,24 @@
     </w:p>
     <w:p>
       <w:r>
-        <w:t xml:space="preserve">Mandatory for interface to define in </w:t>
-      </w:r>
-      <w:proofErr w:type="spellStart"/>
-      <w:r>
-        <w:t>program.cs</w:t>
-      </w:r>
-      <w:proofErr w:type="spellEnd"/>
-      <w:r>
-        <w:t xml:space="preserve"> file</w:t>
-      </w:r>
-    </w:p>
-    <w:p/>
-    <w:p>
-      <w:r>
-        <w:t xml:space="preserve">Why </w:t>
-      </w:r>
-      <w:proofErr w:type="spellStart"/>
-      <w:r>
-        <w:t>program.cs</w:t>
-      </w:r>
-      <w:proofErr w:type="spellEnd"/>
-    </w:p>
-    <w:p>
-      <w:r>
-        <w:t xml:space="preserve">2service </w:t>
-      </w:r>
-      <w:proofErr w:type="spellStart"/>
-      <w:r>
-        <w:t>clas</w:t>
-      </w:r>
-      <w:proofErr w:type="spellEnd"/>
-      <w:r>
-        <w:t xml:space="preserve"> and 1 interface</w:t>
-      </w:r>
-    </w:p>
-    <w:p/>
-    <w:p>
-      <w:r>
-        <w:t xml:space="preserve">How to connect to </w:t>
-      </w:r>
-      <w:proofErr w:type="spellStart"/>
-      <w:r>
-        <w:t>databas</w:t>
-      </w:r>
-      <w:proofErr w:type="spellEnd"/>
-      <w:r>
-        <w:t xml:space="preserve"> in .net core </w:t>
+        <w:t>Mandatory for interface to define in program.cs file</w:t>
+      </w:r>
+    </w:p>
+    <w:p/>
+    <w:p>
+      <w:r>
+        <w:t>Why program.cs</w:t>
+      </w:r>
+    </w:p>
+    <w:p>
+      <w:r>
+        <w:t>2service clas and 1 interface</w:t>
+      </w:r>
+    </w:p>
+    <w:p/>
+    <w:p>
+      <w:r>
+        <w:t xml:space="preserve">How to connect to databas in .net core </w:t>
       </w:r>
     </w:p>
     <w:p/>
@@ -272,20 +235,10 @@
     </w:p>
     <w:p/>
     <w:p>
-      <w:proofErr w:type="spellStart"/>
       <w:r>
         <w:lastRenderedPageBreak/>
-        <w:t>IActionResult</w:t>
-      </w:r>
-      <w:proofErr w:type="spellEnd"/>
-      <w:r>
-        <w:t xml:space="preserve"> and </w:t>
-      </w:r>
-      <w:proofErr w:type="spellStart"/>
-      <w:r>
-        <w:t>Actionresult</w:t>
-      </w:r>
-      <w:proofErr w:type="spellEnd"/>
+        <w:t>IActionResult and Actionresult</w:t>
+      </w:r>
     </w:p>
     <w:p/>
     <w:p>
@@ -296,15 +249,7 @@
     <w:p/>
     <w:p>
       <w:r>
-        <w:t xml:space="preserve">how to communicate from Api to </w:t>
-      </w:r>
-      <w:proofErr w:type="spellStart"/>
-      <w:r>
-        <w:t>api</w:t>
-      </w:r>
-      <w:proofErr w:type="spellEnd"/>
-      <w:r>
-        <w:t xml:space="preserve"> .net core</w:t>
+        <w:t>how to communicate from Api to api .net core</w:t>
       </w:r>
     </w:p>
     <w:p/>
@@ -338,13 +283,8 @@
     </w:p>
     <w:p/>
     <w:p>
-      <w:proofErr w:type="spellStart"/>
-      <w:r>
-        <w:t>Collebra</w:t>
-      </w:r>
-      <w:proofErr w:type="spellEnd"/>
-      <w:r>
-        <w:t xml:space="preserve"> 2nd round </w:t>
+      <w:r>
+        <w:t xml:space="preserve">Collebra 2nd round </w:t>
       </w:r>
     </w:p>
     <w:p/>
@@ -371,15 +311,7 @@
     </w:p>
     <w:p>
       <w:r>
-        <w:t xml:space="preserve">    public static T </w:t>
-      </w:r>
-      <w:proofErr w:type="spellStart"/>
-      <w:r>
-        <w:t>AddOrConcat</w:t>
-      </w:r>
-      <w:proofErr w:type="spellEnd"/>
-      <w:r>
-        <w:t>&lt;T&gt;(T a, T b)</w:t>
+        <w:t xml:space="preserve">    public static T AddOrConcat&lt;T&gt;(T a, T b)</w:t>
       </w:r>
     </w:p>
     <w:p>
@@ -425,44 +357,12 @@
     </w:p>
     <w:p>
       <w:r>
-        <w:t xml:space="preserve">        </w:t>
-      </w:r>
-      <w:proofErr w:type="spellStart"/>
-      <w:r>
-        <w:t>Console.WriteLine</w:t>
-      </w:r>
-      <w:proofErr w:type="spellEnd"/>
-      <w:r>
-        <w:t>(</w:t>
-      </w:r>
-      <w:proofErr w:type="spellStart"/>
-      <w:r>
-        <w:t>AddOrConcat</w:t>
-      </w:r>
-      <w:proofErr w:type="spellEnd"/>
-      <w:r>
-        <w:t>(10, 20));        // 30</w:t>
-      </w:r>
-    </w:p>
-    <w:p>
-      <w:r>
-        <w:t xml:space="preserve">        </w:t>
-      </w:r>
-      <w:proofErr w:type="spellStart"/>
-      <w:r>
-        <w:t>Console.WriteLine</w:t>
-      </w:r>
-      <w:proofErr w:type="spellEnd"/>
-      <w:r>
-        <w:t>(</w:t>
-      </w:r>
-      <w:proofErr w:type="spellStart"/>
-      <w:r>
-        <w:t>AddOrConcat</w:t>
-      </w:r>
-      <w:proofErr w:type="spellEnd"/>
-      <w:r>
-        <w:t>(10.5, 5.3));    // 15.8</w:t>
+        <w:t xml:space="preserve">        Console.WriteLine(AddOrConcat(10, 20));        // 30</w:t>
+      </w:r>
+    </w:p>
+    <w:p>
+      <w:r>
+        <w:t xml:space="preserve">        Console.WriteLine(AddOrConcat(10.5, 5.3));    // 15.8</w:t>
       </w:r>
     </w:p>
     <w:p/>
@@ -473,23 +373,7 @@
     </w:p>
     <w:p>
       <w:r>
-        <w:t xml:space="preserve">        </w:t>
-      </w:r>
-      <w:proofErr w:type="spellStart"/>
-      <w:r>
-        <w:t>Console.WriteLine</w:t>
-      </w:r>
-      <w:proofErr w:type="spellEnd"/>
-      <w:r>
-        <w:t>(</w:t>
-      </w:r>
-      <w:proofErr w:type="spellStart"/>
-      <w:r>
-        <w:t>AddOrConcat</w:t>
-      </w:r>
-      <w:proofErr w:type="spellEnd"/>
-      <w:r>
-        <w:t>("Hello ", "World")); // Hello World</w:t>
+        <w:t xml:space="preserve">        Console.WriteLine(AddOrConcat("Hello ", "World")); // Hello World</w:t>
       </w:r>
     </w:p>
     <w:p>
@@ -524,63 +408,23 @@
     <w:p/>
     <w:p>
       <w:r>
-        <w:t xml:space="preserve">using </w:t>
-      </w:r>
-      <w:proofErr w:type="spellStart"/>
-      <w:r>
-        <w:t>Microsoft.AspNetCore.Builder</w:t>
-      </w:r>
-      <w:proofErr w:type="spellEnd"/>
-      <w:r>
-        <w:t>;</w:t>
-      </w:r>
-    </w:p>
-    <w:p>
-      <w:r>
-        <w:t xml:space="preserve">using </w:t>
-      </w:r>
-      <w:proofErr w:type="spellStart"/>
-      <w:r>
-        <w:t>Microsoft.AspNetCore.Http</w:t>
-      </w:r>
-      <w:proofErr w:type="spellEnd"/>
-      <w:r>
-        <w:t>;</w:t>
-      </w:r>
-    </w:p>
-    <w:p/>
-    <w:p>
-      <w:r>
-        <w:t xml:space="preserve">var builder = </w:t>
-      </w:r>
-      <w:proofErr w:type="spellStart"/>
-      <w:r>
-        <w:t>WebApplication.CreateBuilder</w:t>
-      </w:r>
-      <w:proofErr w:type="spellEnd"/>
-      <w:r>
-        <w:t>(</w:t>
-      </w:r>
-      <w:proofErr w:type="spellStart"/>
-      <w:r>
-        <w:t>args</w:t>
-      </w:r>
-      <w:proofErr w:type="spellEnd"/>
-      <w:r>
-        <w:t>);</w:t>
-      </w:r>
-    </w:p>
-    <w:p>
-      <w:r>
-        <w:t xml:space="preserve">var app = </w:t>
-      </w:r>
-      <w:proofErr w:type="spellStart"/>
-      <w:r>
-        <w:t>builder.Build</w:t>
-      </w:r>
-      <w:proofErr w:type="spellEnd"/>
-      <w:r>
-        <w:t>();</w:t>
+        <w:t>using Microsoft.AspNetCore.Builder;</w:t>
+      </w:r>
+    </w:p>
+    <w:p>
+      <w:r>
+        <w:t>using Microsoft.AspNetCore.Http;</w:t>
+      </w:r>
+    </w:p>
+    <w:p/>
+    <w:p>
+      <w:r>
+        <w:t>var builder = WebApplication.CreateBuilder(args);</w:t>
+      </w:r>
+    </w:p>
+    <w:p>
+      <w:r>
+        <w:t>var app = builder.Build();</w:t>
       </w:r>
     </w:p>
     <w:p/>
@@ -590,13 +434,8 @@
       </w:r>
     </w:p>
     <w:p>
-      <w:proofErr w:type="spellStart"/>
-      <w:r>
-        <w:t>app.Use</w:t>
-      </w:r>
-      <w:proofErr w:type="spellEnd"/>
-      <w:r>
-        <w:t>(async (context, next) =&gt;</w:t>
+      <w:r>
+        <w:t>app.Use(async (context, next) =&gt;</w:t>
       </w:r>
     </w:p>
     <w:p>
@@ -607,15 +446,7 @@
     </w:p>
     <w:p>
       <w:r>
-        <w:t xml:space="preserve">    </w:t>
-      </w:r>
-      <w:proofErr w:type="spellStart"/>
-      <w:r>
-        <w:t>Console.WriteLine</w:t>
-      </w:r>
-      <w:proofErr w:type="spellEnd"/>
-      <w:r>
-        <w:t>("Middleware 1: Before");</w:t>
+        <w:t xml:space="preserve">    Console.WriteLine("Middleware 1: Before");</w:t>
       </w:r>
     </w:p>
     <w:p>
@@ -625,15 +456,7 @@
     </w:p>
     <w:p>
       <w:r>
-        <w:t xml:space="preserve">    </w:t>
-      </w:r>
-      <w:proofErr w:type="spellStart"/>
-      <w:r>
-        <w:t>Console.WriteLine</w:t>
-      </w:r>
-      <w:proofErr w:type="spellEnd"/>
-      <w:r>
-        <w:t>("Middleware 1: After");</w:t>
+        <w:t xml:space="preserve">    Console.WriteLine("Middleware 1: After");</w:t>
       </w:r>
     </w:p>
     <w:p>
@@ -648,13 +471,8 @@
       </w:r>
     </w:p>
     <w:p>
-      <w:proofErr w:type="spellStart"/>
-      <w:r>
-        <w:t>app.Use</w:t>
-      </w:r>
-      <w:proofErr w:type="spellEnd"/>
-      <w:r>
-        <w:t>(async (context, next) =&gt;</w:t>
+      <w:r>
+        <w:t>app.Use(async (context, next) =&gt;</w:t>
       </w:r>
     </w:p>
     <w:p>
@@ -664,15 +482,7 @@
     </w:p>
     <w:p>
       <w:r>
-        <w:t xml:space="preserve">    </w:t>
-      </w:r>
-      <w:proofErr w:type="spellStart"/>
-      <w:r>
-        <w:t>Console.WriteLine</w:t>
-      </w:r>
-      <w:proofErr w:type="spellEnd"/>
-      <w:r>
-        <w:t>("Middleware 2: Before");</w:t>
+        <w:t xml:space="preserve">    Console.WriteLine("Middleware 2: Before");</w:t>
       </w:r>
     </w:p>
     <w:p>
@@ -682,15 +492,7 @@
     </w:p>
     <w:p>
       <w:r>
-        <w:t xml:space="preserve">    </w:t>
-      </w:r>
-      <w:proofErr w:type="spellStart"/>
-      <w:r>
-        <w:t>Console.WriteLine</w:t>
-      </w:r>
-      <w:proofErr w:type="spellEnd"/>
-      <w:r>
-        <w:t>("Middleware 2: After");</w:t>
+        <w:t xml:space="preserve">    Console.WriteLine("Middleware 2: After");</w:t>
       </w:r>
     </w:p>
     <w:p>
@@ -705,13 +507,8 @@
       </w:r>
     </w:p>
     <w:p>
-      <w:proofErr w:type="spellStart"/>
-      <w:r>
-        <w:t>app.Run</w:t>
-      </w:r>
-      <w:proofErr w:type="spellEnd"/>
-      <w:r>
-        <w:t>(async context =&gt;</w:t>
+      <w:r>
+        <w:t>app.Run(async context =&gt;</w:t>
       </w:r>
     </w:p>
     <w:p>
@@ -721,28 +518,12 @@
     </w:p>
     <w:p>
       <w:r>
-        <w:t xml:space="preserve">    </w:t>
-      </w:r>
-      <w:proofErr w:type="spellStart"/>
-      <w:r>
-        <w:t>Console.WriteLine</w:t>
-      </w:r>
-      <w:proofErr w:type="spellEnd"/>
-      <w:r>
-        <w:t>("Endpoint Reached");</w:t>
-      </w:r>
-    </w:p>
-    <w:p>
-      <w:r>
-        <w:t xml:space="preserve">    await </w:t>
-      </w:r>
-      <w:proofErr w:type="spellStart"/>
-      <w:r>
-        <w:t>context.Response.WriteAsync</w:t>
-      </w:r>
-      <w:proofErr w:type="spellEnd"/>
-      <w:r>
-        <w:t>("Hello World!");</w:t>
+        <w:t xml:space="preserve">    Console.WriteLine("Endpoint Reached");</w:t>
+      </w:r>
+    </w:p>
+    <w:p>
+      <w:r>
+        <w:t xml:space="preserve">    await context.Response.WriteAsync("Hello World!");</w:t>
       </w:r>
     </w:p>
     <w:p>
@@ -752,13 +533,8 @@
     </w:p>
     <w:p/>
     <w:p>
-      <w:proofErr w:type="spellStart"/>
-      <w:r>
-        <w:t>app.Run</w:t>
-      </w:r>
-      <w:proofErr w:type="spellEnd"/>
-      <w:r>
-        <w:t>();</w:t>
+      <w:r>
+        <w:t>app.Run();</w:t>
       </w:r>
     </w:p>
     <w:p/>
@@ -847,15 +623,7 @@
     </w:p>
     <w:p>
       <w:r>
-        <w:t xml:space="preserve">[22-09-2025 17:35] Muhammad Maula CNX: Implementation of </w:t>
-      </w:r>
-      <w:proofErr w:type="spellStart"/>
-      <w:r>
-        <w:t>radis</w:t>
-      </w:r>
-      <w:proofErr w:type="spellEnd"/>
-      <w:r>
-        <w:t xml:space="preserve"> caching?</w:t>
+        <w:t>[22-09-2025 17:35] Muhammad Maula CNX: Implementation of radis caching?</w:t>
       </w:r>
     </w:p>
     <w:p>
@@ -880,23 +648,7 @@
     </w:p>
     <w:p>
       <w:r>
-        <w:t xml:space="preserve">[22-09-2025 18:08] Muhammad Maula CNX: How to provide </w:t>
-      </w:r>
-      <w:proofErr w:type="spellStart"/>
-      <w:r>
-        <w:t>jwt</w:t>
-      </w:r>
-      <w:proofErr w:type="spellEnd"/>
-      <w:r>
-        <w:t xml:space="preserve"> token to the end user or </w:t>
-      </w:r>
-      <w:proofErr w:type="spellStart"/>
-      <w:r>
-        <w:t>non developer</w:t>
-      </w:r>
-      <w:proofErr w:type="spellEnd"/>
-      <w:r>
-        <w:t>?</w:t>
+        <w:t>[22-09-2025 18:08] Muhammad Maula CNX: How to provide jwt token to the end user or non developer?</w:t>
       </w:r>
     </w:p>
     <w:p>
@@ -906,40 +658,19 @@
     </w:p>
     <w:p>
       <w:r>
-        <w:t xml:space="preserve">[23-09-2025 11:37] Muhammad Maula CNX: </w:t>
-      </w:r>
-      <w:proofErr w:type="spellStart"/>
-      <w:r>
-        <w:t>Imphasis</w:t>
-      </w:r>
-      <w:proofErr w:type="spellEnd"/>
-    </w:p>
-    <w:p/>
-    <w:p>
-      <w:r>
-        <w:t xml:space="preserve">1.The purpose of string[] </w:t>
-      </w:r>
-      <w:proofErr w:type="spellStart"/>
-      <w:r>
-        <w:t>args</w:t>
-      </w:r>
-      <w:proofErr w:type="spellEnd"/>
-      <w:r>
-        <w:t xml:space="preserve"> in C# Main method is:?</w:t>
-      </w:r>
-    </w:p>
-    <w:p/>
-    <w:p>
-      <w:r>
-        <w:t xml:space="preserve">2.dll vs </w:t>
-      </w:r>
-      <w:proofErr w:type="spellStart"/>
-      <w:r>
-        <w:t>exe?check</w:t>
-      </w:r>
-      <w:proofErr w:type="spellEnd"/>
-      <w:r>
-        <w:t xml:space="preserve"> in debug folder?</w:t>
+        <w:t>[23-09-2025 11:37] Muhammad Maula CNX: Imphasis</w:t>
+      </w:r>
+    </w:p>
+    <w:p/>
+    <w:p>
+      <w:r>
+        <w:t>1.The purpose of string[] args in C# Main method is:?</w:t>
+      </w:r>
+    </w:p>
+    <w:p/>
+    <w:p>
+      <w:r>
+        <w:t>2.dll vs exe?check in debug folder?</w:t>
       </w:r>
     </w:p>
     <w:p>
@@ -955,13 +686,8 @@
     </w:p>
     <w:p>
       <w:r>
-        <w:t xml:space="preserve">[23-09-2025 11:37] Muhammad Maula CNX: 5.constructor </w:t>
-      </w:r>
-      <w:proofErr w:type="spellStart"/>
-      <w:r>
-        <w:t>chaninig</w:t>
-      </w:r>
-      <w:proofErr w:type="spellEnd"/>
+        <w:t>[23-09-2025 11:37] Muhammad Maula CNX: 5.constructor chaninig</w:t>
+      </w:r>
     </w:p>
     <w:p>
       <w:r>
@@ -984,11 +710,9 @@
       </w:r>
     </w:p>
     <w:p>
-      <w:proofErr w:type="spellStart"/>
       <w:r>
         <w:t>abababbbaa</w:t>
       </w:r>
-      <w:proofErr w:type="spellEnd"/>
     </w:p>
     <w:p>
       <w:r>
@@ -1003,15 +727,7 @@
     </w:p>
     <w:p>
       <w:r>
-        <w:t xml:space="preserve">[23-09-2025 11:50] Muhammad Maula CNX: </w:t>
-      </w:r>
-      <w:proofErr w:type="spellStart"/>
-      <w:r>
-        <w:t>Ioc</w:t>
-      </w:r>
-      <w:proofErr w:type="spellEnd"/>
-      <w:r>
-        <w:t xml:space="preserve"> container</w:t>
+        <w:t>[23-09-2025 11:50] Muhammad Maula CNX: Ioc container</w:t>
       </w:r>
     </w:p>
     <w:p>
@@ -1026,28 +742,12 @@
     </w:p>
     <w:p>
       <w:r>
-        <w:t xml:space="preserve">[23-09-2025 15:37] Muhammad Maula CNX: 2.find out duplicate elements in list List&lt;int&gt; </w:t>
-      </w:r>
-      <w:proofErr w:type="spellStart"/>
-      <w:r>
-        <w:t>lst</w:t>
-      </w:r>
-      <w:proofErr w:type="spellEnd"/>
-      <w:r>
-        <w:t xml:space="preserve"> = new List&lt;int&gt;(){1,2,3,4,1,2};</w:t>
-      </w:r>
-    </w:p>
-    <w:p>
-      <w:r>
-        <w:t xml:space="preserve">[23-09-2025 15:38] Muhammad Maula CNX: public async Task </w:t>
-      </w:r>
-      <w:proofErr w:type="spellStart"/>
-      <w:r>
-        <w:t>GetInfo</w:t>
-      </w:r>
-      <w:proofErr w:type="spellEnd"/>
-      <w:r>
-        <w:t>()</w:t>
+        <w:t>[23-09-2025 15:37] Muhammad Maula CNX: 2.find out duplicate elements in list List&lt;int&gt; lst = new List&lt;int&gt;(){1,2,3,4,1,2};</w:t>
+      </w:r>
+    </w:p>
+    <w:p>
+      <w:r>
+        <w:t>[23-09-2025 15:38] Muhammad Maula CNX: public async Task GetInfo()</w:t>
       </w:r>
     </w:p>
     <w:p>
@@ -1057,37 +757,13 @@
     </w:p>
     <w:p>
       <w:r>
-        <w:t xml:space="preserve">var departments = await </w:t>
-      </w:r>
-      <w:proofErr w:type="spellStart"/>
-      <w:r>
-        <w:t>getDepartment</w:t>
-      </w:r>
-      <w:proofErr w:type="spellEnd"/>
-      <w:r>
-        <w:t>();</w:t>
-      </w:r>
-    </w:p>
-    <w:p/>
-    <w:p>
-      <w:r>
-        <w:t xml:space="preserve">var </w:t>
-      </w:r>
-      <w:proofErr w:type="spellStart"/>
-      <w:r>
-        <w:t>employess</w:t>
-      </w:r>
-      <w:proofErr w:type="spellEnd"/>
-      <w:r>
-        <w:t xml:space="preserve"> = await </w:t>
-      </w:r>
-      <w:proofErr w:type="spellStart"/>
-      <w:r>
-        <w:t>getEmployees</w:t>
-      </w:r>
-      <w:proofErr w:type="spellEnd"/>
-      <w:r>
-        <w:t>();</w:t>
+        <w:t>var departments = await getDepartment();</w:t>
+      </w:r>
+    </w:p>
+    <w:p/>
+    <w:p>
+      <w:r>
+        <w:t>var employess = await getEmployees();</w:t>
       </w:r>
     </w:p>
     <w:p/>
@@ -1108,27 +784,9 @@
       </w:r>
     </w:p>
     <w:p>
-      <w:proofErr w:type="spellStart"/>
-      <w:r>
-        <w:t>EmpId</w:t>
-      </w:r>
-      <w:proofErr w:type="spellEnd"/>
-      <w:r>
-        <w:t xml:space="preserve"> </w:t>
-      </w:r>
-      <w:proofErr w:type="spellStart"/>
-      <w:r>
-        <w:t>EmpName</w:t>
-      </w:r>
-      <w:proofErr w:type="spellEnd"/>
-      <w:r>
-        <w:t xml:space="preserve">  </w:t>
-      </w:r>
-      <w:proofErr w:type="spellStart"/>
-      <w:r>
-        <w:t>DeptId</w:t>
-      </w:r>
-      <w:proofErr w:type="spellEnd"/>
+      <w:r>
+        <w:t>EmpId EmpName  DeptId</w:t>
+      </w:r>
     </w:p>
     <w:p>
       <w:r>
@@ -1153,19 +811,9 @@
       </w:r>
     </w:p>
     <w:p>
-      <w:proofErr w:type="spellStart"/>
-      <w:r>
-        <w:t>DeptId</w:t>
-      </w:r>
-      <w:proofErr w:type="spellEnd"/>
-      <w:r>
-        <w:t xml:space="preserve"> </w:t>
-      </w:r>
-      <w:proofErr w:type="spellStart"/>
-      <w:r>
-        <w:t>DeptName</w:t>
-      </w:r>
-      <w:proofErr w:type="spellEnd"/>
+      <w:r>
+        <w:t>DeptId DeptName</w:t>
+      </w:r>
     </w:p>
     <w:p>
       <w:r>
@@ -1189,27 +837,9 @@
       </w:r>
     </w:p>
     <w:p>
-      <w:proofErr w:type="spellStart"/>
-      <w:r>
-        <w:t>DeptId</w:t>
-      </w:r>
-      <w:proofErr w:type="spellEnd"/>
-      <w:r>
-        <w:t xml:space="preserve"> </w:t>
-      </w:r>
-      <w:proofErr w:type="spellStart"/>
-      <w:r>
-        <w:t>DeptName</w:t>
-      </w:r>
-      <w:proofErr w:type="spellEnd"/>
-      <w:r>
-        <w:t xml:space="preserve">     </w:t>
-      </w:r>
-      <w:proofErr w:type="spellStart"/>
-      <w:r>
-        <w:t>EmpCount</w:t>
-      </w:r>
-      <w:proofErr w:type="spellEnd"/>
+      <w:r>
+        <w:t>DeptId DeptName     EmpCount</w:t>
+      </w:r>
     </w:p>
     <w:p>
       <w:r>
@@ -1228,41 +858,12 @@
     </w:p>
     <w:p>
       <w:r>
-        <w:t xml:space="preserve">[23-09-2025 15:39] Muhammad Maula CNX: Optimization for stored procedure </w:t>
-      </w:r>
-      <w:proofErr w:type="spellStart"/>
-      <w:r>
-        <w:t>performacne</w:t>
-      </w:r>
-      <w:proofErr w:type="spellEnd"/>
-    </w:p>
-    <w:p>
-      <w:r>
-        <w:t xml:space="preserve">[23-09-2025 15:40] Muhammad Maula CNX: Function vs stored </w:t>
-      </w:r>
-      <w:proofErr w:type="spellStart"/>
-      <w:r>
-        <w:t>procdure</w:t>
-      </w:r>
-      <w:proofErr w:type="spellEnd"/>
-      <w:r>
-        <w:t xml:space="preserve"> and </w:t>
-      </w:r>
-      <w:proofErr w:type="spellStart"/>
-      <w:r>
-        <w:t>Fucntiojn</w:t>
-      </w:r>
-      <w:proofErr w:type="spellEnd"/>
-      <w:r>
-        <w:t xml:space="preserve"> can support to </w:t>
-      </w:r>
-      <w:proofErr w:type="spellStart"/>
-      <w:r>
-        <w:t>Dml</w:t>
-      </w:r>
-      <w:proofErr w:type="spellEnd"/>
-      <w:r>
-        <w:t xml:space="preserve"> operation?</w:t>
+        <w:t>[23-09-2025 15:39] Muhammad Maula CNX: Optimization for stored procedure performacne</w:t>
+      </w:r>
+    </w:p>
+    <w:p>
+      <w:r>
+        <w:t>[23-09-2025 15:40] Muhammad Maula CNX: Function vs stored procdure and Fucntiojn can support to Dml operation?</w:t>
       </w:r>
     </w:p>
     <w:p>
@@ -1284,26 +885,13 @@
     </w:p>
     <w:p/>
     <w:p>
-      <w:proofErr w:type="spellStart"/>
-      <w:r>
-        <w:t>Answer:Using</w:t>
-      </w:r>
-      <w:proofErr w:type="spellEnd"/>
-      <w:r>
-        <w:t xml:space="preserve"> Filters</w:t>
-      </w:r>
-    </w:p>
-    <w:p>
-      <w:r>
-        <w:t>[23-09-2025 15:46] Muhammad Maula CNX: [</w:t>
-      </w:r>
-      <w:proofErr w:type="spellStart"/>
-      <w:r>
-        <w:t>NonAction</w:t>
-      </w:r>
-      <w:proofErr w:type="spellEnd"/>
-      <w:r>
-        <w:t>] attribute</w:t>
+      <w:r>
+        <w:t>Answer:Using Filters</w:t>
+      </w:r>
+    </w:p>
+    <w:p>
+      <w:r>
+        <w:t>[23-09-2025 15:46] Muhammad Maula CNX: [NonAction] attribute</w:t>
       </w:r>
     </w:p>
     <w:p>
@@ -1314,11 +902,9 @@
     </w:p>
     <w:p/>
     <w:p>
-      <w:proofErr w:type="spellStart"/>
       <w:r>
         <w:t>Answer:HttpContext</w:t>
       </w:r>
-      <w:proofErr w:type="spellEnd"/>
     </w:p>
     <w:p>
       <w:r>
@@ -1327,34 +913,13 @@
     </w:p>
     <w:p>
       <w:r>
-        <w:t xml:space="preserve">[23-09-2025 15:54] Muhammad Maula CNX: When we choose </w:t>
-      </w:r>
-      <w:proofErr w:type="spellStart"/>
-      <w:r>
-        <w:t>Service.AddScoped</w:t>
-      </w:r>
-      <w:proofErr w:type="spellEnd"/>
-      <w:r>
-        <w:t xml:space="preserve"> and </w:t>
-      </w:r>
-      <w:proofErr w:type="spellStart"/>
-      <w:r>
-        <w:t>Service.AddTransient</w:t>
-      </w:r>
-      <w:proofErr w:type="spellEnd"/>
-      <w:r>
-        <w:t>?</w:t>
-      </w:r>
-    </w:p>
-    <w:p>
-      <w:r>
-        <w:t xml:space="preserve">[23-09-2025 15:58] Muhammad Maula CNX: </w:t>
-      </w:r>
-      <w:proofErr w:type="spellStart"/>
-      <w:r>
-        <w:t>Tortonic</w:t>
-      </w:r>
-      <w:proofErr w:type="spellEnd"/>
+        <w:t>[23-09-2025 15:54] Muhammad Maula CNX: When we choose Service.AddScoped and Service.AddTransient?</w:t>
+      </w:r>
+    </w:p>
+    <w:p>
+      <w:r>
+        <w:t>[23-09-2025 15:58] Muhammad Maula CNX: Tortonic</w:t>
+      </w:r>
     </w:p>
     <w:p/>
     <w:p>
@@ -1364,13 +929,8 @@
     </w:p>
     <w:p>
       <w:r>
-        <w:t xml:space="preserve">var temp = (from x in </w:t>
-      </w:r>
-      <w:proofErr w:type="spellStart"/>
-      <w:r>
-        <w:t>db.Employees</w:t>
-      </w:r>
-      <w:proofErr w:type="spellEnd"/>
+        <w:t>var temp = (from x in db.Employees</w:t>
+      </w:r>
     </w:p>
     <w:p>
       <w:r>
@@ -1390,25 +950,12 @@
     </w:p>
     <w:p>
       <w:r>
-        <w:t xml:space="preserve">var temp1 = (from x in </w:t>
-      </w:r>
-      <w:proofErr w:type="spellStart"/>
-      <w:r>
-        <w:t>db.Employees</w:t>
-      </w:r>
-      <w:proofErr w:type="spellEnd"/>
-    </w:p>
-    <w:p>
-      <w:r>
-        <w:t xml:space="preserve">            Select x).</w:t>
-      </w:r>
-      <w:proofErr w:type="spellStart"/>
-      <w:r>
-        <w:t>ToList</w:t>
-      </w:r>
-      <w:proofErr w:type="spellEnd"/>
-      <w:r>
-        <w:t>();</w:t>
+        <w:t>var temp1 = (from x in db.Employees</w:t>
+      </w:r>
+    </w:p>
+    <w:p>
+      <w:r>
+        <w:t xml:space="preserve">            Select x).ToList();</w:t>
       </w:r>
     </w:p>
     <w:p/>
@@ -1425,28 +972,12 @@
     </w:p>
     <w:p>
       <w:r>
-        <w:t xml:space="preserve">using </w:t>
-      </w:r>
-      <w:proofErr w:type="spellStart"/>
-      <w:r>
-        <w:t>System.Collections.Generic</w:t>
-      </w:r>
-      <w:proofErr w:type="spellEnd"/>
-      <w:r>
-        <w:t>;</w:t>
-      </w:r>
-    </w:p>
-    <w:p>
-      <w:r>
-        <w:t xml:space="preserve">using </w:t>
-      </w:r>
-      <w:proofErr w:type="spellStart"/>
-      <w:r>
-        <w:t>System.Linq</w:t>
-      </w:r>
-      <w:proofErr w:type="spellEnd"/>
-      <w:r>
-        <w:t>;</w:t>
+        <w:t>using System.Collections.Generic;</w:t>
+      </w:r>
+    </w:p>
+    <w:p>
+      <w:r>
+        <w:t>using System.Linq;</w:t>
       </w:r>
     </w:p>
     <w:p/>
@@ -1473,100 +1004,39 @@
     <w:p>
       <w:r>
         <w:lastRenderedPageBreak/>
-        <w:t xml:space="preserve">        List&lt;int&gt; </w:t>
-      </w:r>
-      <w:proofErr w:type="spellStart"/>
-      <w:r>
-        <w:t>lst</w:t>
-      </w:r>
-      <w:proofErr w:type="spellEnd"/>
-      <w:r>
-        <w:t xml:space="preserve"> = new List&lt;int&gt;() { 1, 2, 3, 4, 1, 2 };</w:t>
-      </w:r>
-    </w:p>
-    <w:p/>
-    <w:p>
-      <w:r>
-        <w:t xml:space="preserve">        var duplicates = </w:t>
-      </w:r>
-      <w:proofErr w:type="spellStart"/>
-      <w:r>
-        <w:t>lst</w:t>
-      </w:r>
-      <w:proofErr w:type="spellEnd"/>
-    </w:p>
-    <w:p>
-      <w:r>
-        <w:t xml:space="preserve">            .</w:t>
-      </w:r>
-      <w:proofErr w:type="spellStart"/>
-      <w:r>
-        <w:t>GroupBy</w:t>
-      </w:r>
-      <w:proofErr w:type="spellEnd"/>
-      <w:r>
-        <w:t>(x =&gt; x)</w:t>
-      </w:r>
-    </w:p>
-    <w:p>
-      <w:r>
-        <w:t xml:space="preserve">            .Where(g =&gt; </w:t>
-      </w:r>
-      <w:proofErr w:type="spellStart"/>
-      <w:r>
-        <w:t>g.Count</w:t>
-      </w:r>
-      <w:proofErr w:type="spellEnd"/>
-      <w:r>
-        <w:t>() &gt; 1)</w:t>
-      </w:r>
-    </w:p>
-    <w:p>
-      <w:r>
-        <w:t xml:space="preserve">            .Select(g =&gt; </w:t>
-      </w:r>
-      <w:proofErr w:type="spellStart"/>
-      <w:r>
-        <w:t>g.Key</w:t>
-      </w:r>
-      <w:proofErr w:type="spellEnd"/>
-      <w:r>
-        <w:t>)</w:t>
-      </w:r>
-    </w:p>
-    <w:p>
-      <w:r>
-        <w:t xml:space="preserve">            .</w:t>
-      </w:r>
-      <w:proofErr w:type="spellStart"/>
-      <w:r>
-        <w:t>ToList</w:t>
-      </w:r>
-      <w:proofErr w:type="spellEnd"/>
-      <w:r>
-        <w:t>();</w:t>
-      </w:r>
-    </w:p>
-    <w:p/>
-    <w:p>
-      <w:r>
-        <w:t xml:space="preserve">        </w:t>
-      </w:r>
-      <w:proofErr w:type="spellStart"/>
-      <w:r>
-        <w:t>Console.WriteLine</w:t>
-      </w:r>
-      <w:proofErr w:type="spellEnd"/>
-      <w:r>
-        <w:t xml:space="preserve">("Duplicates: " + </w:t>
-      </w:r>
-      <w:proofErr w:type="spellStart"/>
-      <w:r>
-        <w:t>string.Join</w:t>
-      </w:r>
-      <w:proofErr w:type="spellEnd"/>
-      <w:r>
-        <w:t>(", ", duplicates));</w:t>
+        <w:t xml:space="preserve">        List&lt;int&gt; lst = new List&lt;int&gt;() { 1, 2, 3, 4, 1, 2 };</w:t>
+      </w:r>
+    </w:p>
+    <w:p/>
+    <w:p>
+      <w:r>
+        <w:t xml:space="preserve">        var duplicates = lst</w:t>
+      </w:r>
+    </w:p>
+    <w:p>
+      <w:r>
+        <w:t xml:space="preserve">            .GroupBy(x =&gt; x)</w:t>
+      </w:r>
+    </w:p>
+    <w:p>
+      <w:r>
+        <w:t xml:space="preserve">            .Where(g =&gt; g.Count() &gt; 1)</w:t>
+      </w:r>
+    </w:p>
+    <w:p>
+      <w:r>
+        <w:t xml:space="preserve">            .Select(g =&gt; g.Key)</w:t>
+      </w:r>
+    </w:p>
+    <w:p>
+      <w:r>
+        <w:t xml:space="preserve">            .ToList();</w:t>
+      </w:r>
+    </w:p>
+    <w:p/>
+    <w:p>
+      <w:r>
+        <w:t xml:space="preserve">        Console.WriteLine("Duplicates: " + string.Join(", ", duplicates));</w:t>
       </w:r>
     </w:p>
     <w:p>
@@ -1592,15 +1062,7 @@
     <w:p/>
     <w:p>
       <w:r>
-        <w:t>Var x="</w:t>
-      </w:r>
-      <w:proofErr w:type="spellStart"/>
-      <w:r>
-        <w:t>somevalue</w:t>
-      </w:r>
-      <w:proofErr w:type="spellEnd"/>
-      <w:r>
-        <w:t>";</w:t>
+        <w:t>Var x="somevalue";</w:t>
       </w:r>
     </w:p>
     <w:p>
@@ -1615,26 +1077,13 @@
     </w:p>
     <w:p>
       <w:r>
-        <w:t xml:space="preserve">[23-09-2025 20:40] Muhammad Maula CNX: Those are well known answers , please respond in chat with short answers like how </w:t>
-      </w:r>
-      <w:proofErr w:type="spellStart"/>
-      <w:r>
-        <w:t>vijay</w:t>
-      </w:r>
-      <w:proofErr w:type="spellEnd"/>
-      <w:r>
-        <w:t xml:space="preserve"> has done,</w:t>
-      </w:r>
-    </w:p>
-    <w:p/>
-    <w:p>
-      <w:proofErr w:type="spellStart"/>
-      <w:r>
-        <w:t>Note:not</w:t>
-      </w:r>
-      <w:proofErr w:type="spellEnd"/>
-      <w:r>
-        <w:t xml:space="preserve"> for straight forward questions.</w:t>
+        <w:t>[23-09-2025 20:40] Muhammad Maula CNX: Those are well known answers , please respond in chat with short answers like how vijay has done,</w:t>
+      </w:r>
+    </w:p>
+    <w:p/>
+    <w:p>
+      <w:r>
+        <w:t>Note:not for straight forward questions.</w:t>
       </w:r>
     </w:p>
     <w:p>
@@ -1648,15 +1097,7 @@
         <w:t>🔹</w:t>
       </w:r>
       <w:r>
-        <w:t xml:space="preserve"> </w:t>
-      </w:r>
-      <w:proofErr w:type="spellStart"/>
-      <w:r>
-        <w:t>AddTransient</w:t>
-      </w:r>
-      <w:proofErr w:type="spellEnd"/>
-      <w:r>
-        <w:t xml:space="preserve"> (new object every time)</w:t>
+        <w:t xml:space="preserve"> AddTransient (new object every time)</w:t>
       </w:r>
     </w:p>
     <w:p/>
@@ -1680,37 +1121,19 @@
         <w:t>🔹</w:t>
       </w:r>
       <w:r>
-        <w:t xml:space="preserve"> </w:t>
-      </w:r>
-      <w:proofErr w:type="spellStart"/>
-      <w:r>
-        <w:t>AddScoped</w:t>
-      </w:r>
-      <w:proofErr w:type="spellEnd"/>
-      <w:r>
-        <w:t xml:space="preserve"> (one object per request)</w:t>
-      </w:r>
-    </w:p>
-    <w:p/>
-    <w:p>
-      <w:proofErr w:type="spellStart"/>
-      <w:r>
-        <w:t>DbContext</w:t>
-      </w:r>
-      <w:proofErr w:type="spellEnd"/>
-      <w:r>
-        <w:t xml:space="preserve"> → same database connection for one API request.</w:t>
-      </w:r>
-    </w:p>
-    <w:p/>
-    <w:p>
-      <w:proofErr w:type="spellStart"/>
-      <w:r>
-        <w:t>UnitOfWork</w:t>
-      </w:r>
-      <w:proofErr w:type="spellEnd"/>
-      <w:r>
-        <w:t xml:space="preserve"> → tracks all changes in one request.</w:t>
+        <w:t xml:space="preserve"> AddScoped (one object per request)</w:t>
+      </w:r>
+    </w:p>
+    <w:p/>
+    <w:p>
+      <w:r>
+        <w:t>DbContext → same database connection for one API request.</w:t>
+      </w:r>
+    </w:p>
+    <w:p/>
+    <w:p>
+      <w:r>
+        <w:t>UnitOfWork → tracks all changes in one request.</w:t>
       </w:r>
     </w:p>
     <w:p/>
@@ -1722,15 +1145,7 @@
         <w:t>🔹</w:t>
       </w:r>
       <w:r>
-        <w:t xml:space="preserve"> </w:t>
-      </w:r>
-      <w:proofErr w:type="spellStart"/>
-      <w:r>
-        <w:t>AddSingleton</w:t>
-      </w:r>
-      <w:proofErr w:type="spellEnd"/>
-      <w:r>
-        <w:t xml:space="preserve"> (one object for whole app)</w:t>
+        <w:t xml:space="preserve"> AddSingleton (one object for whole app)</w:t>
       </w:r>
     </w:p>
     <w:p/>
@@ -1752,13 +1167,8 @@
     </w:p>
     <w:p/>
     <w:p>
-      <w:proofErr w:type="spellStart"/>
-      <w:r>
-        <w:t>app.Use</w:t>
-      </w:r>
-      <w:proofErr w:type="spellEnd"/>
-      <w:r>
-        <w:t>(async (context, next) =&gt;</w:t>
+      <w:r>
+        <w:t>app.Use(async (context, next) =&gt;</w:t>
       </w:r>
     </w:p>
     <w:p/>
@@ -1770,23 +1180,7 @@
     <w:p/>
     <w:p>
       <w:r>
-        <w:t xml:space="preserve">    </w:t>
-      </w:r>
-      <w:proofErr w:type="spellStart"/>
-      <w:r>
-        <w:t>context.Items</w:t>
-      </w:r>
-      <w:proofErr w:type="spellEnd"/>
-      <w:r>
-        <w:t>["</w:t>
-      </w:r>
-      <w:proofErr w:type="spellStart"/>
-      <w:r>
-        <w:t>UserId</w:t>
-      </w:r>
-      <w:proofErr w:type="spellEnd"/>
-      <w:r>
-        <w:t>"] = 123; // pass data forward</w:t>
+        <w:t xml:space="preserve">    context.Items["UserId"] = 123; // pass data forward</w:t>
       </w:r>
     </w:p>
     <w:p/>
@@ -1798,37 +1192,13 @@
     <w:p/>
     <w:p>
       <w:r>
-        <w:t xml:space="preserve">    var result = </w:t>
-      </w:r>
-      <w:proofErr w:type="spellStart"/>
-      <w:r>
-        <w:t>context.Items</w:t>
-      </w:r>
-      <w:proofErr w:type="spellEnd"/>
-      <w:r>
-        <w:t>["Result"]; // read data coming back</w:t>
-      </w:r>
-    </w:p>
-    <w:p/>
-    <w:p>
-      <w:r>
-        <w:t xml:space="preserve">    await </w:t>
-      </w:r>
-      <w:proofErr w:type="spellStart"/>
-      <w:r>
-        <w:t>context.Response.WriteAsync</w:t>
-      </w:r>
-      <w:proofErr w:type="spellEnd"/>
-      <w:r>
-        <w:t>($"\</w:t>
-      </w:r>
-      <w:proofErr w:type="spellStart"/>
-      <w:r>
-        <w:t>nResult</w:t>
-      </w:r>
-      <w:proofErr w:type="spellEnd"/>
-      <w:r>
-        <w:t xml:space="preserve"> from next: {result}");</w:t>
+        <w:t xml:space="preserve">    var result = context.Items["Result"]; // read data coming back</w:t>
+      </w:r>
+    </w:p>
+    <w:p/>
+    <w:p>
+      <w:r>
+        <w:t xml:space="preserve">    await context.Response.WriteAsync($"\nResult from next: {result}");</w:t>
       </w:r>
     </w:p>
     <w:p/>
@@ -1848,13 +1218,8 @@
     </w:p>
     <w:p/>
     <w:p>
-      <w:proofErr w:type="spellStart"/>
-      <w:r>
-        <w:t>app.Use</w:t>
-      </w:r>
-      <w:proofErr w:type="spellEnd"/>
-      <w:r>
-        <w:t>(async (context, next) =&gt;</w:t>
+      <w:r>
+        <w:t>app.Use(async (context, next) =&gt;</w:t>
       </w:r>
     </w:p>
     <w:p/>
@@ -1866,53 +1231,13 @@
     <w:p/>
     <w:p>
       <w:r>
-        <w:t xml:space="preserve">    var </w:t>
-      </w:r>
-      <w:proofErr w:type="spellStart"/>
-      <w:r>
-        <w:t>userId</w:t>
-      </w:r>
-      <w:proofErr w:type="spellEnd"/>
-      <w:r>
-        <w:t xml:space="preserve"> = </w:t>
-      </w:r>
-      <w:proofErr w:type="spellStart"/>
-      <w:r>
-        <w:t>context.Items</w:t>
-      </w:r>
-      <w:proofErr w:type="spellEnd"/>
-      <w:r>
-        <w:t>["</w:t>
-      </w:r>
-      <w:proofErr w:type="spellStart"/>
-      <w:r>
-        <w:t>UserId</w:t>
-      </w:r>
-      <w:proofErr w:type="spellEnd"/>
-      <w:r>
-        <w:t>"]; // read data from previous</w:t>
-      </w:r>
-    </w:p>
-    <w:p/>
-    <w:p>
-      <w:r>
-        <w:t xml:space="preserve">    </w:t>
-      </w:r>
-      <w:proofErr w:type="spellStart"/>
-      <w:r>
-        <w:t>context.Items</w:t>
-      </w:r>
-      <w:proofErr w:type="spellEnd"/>
-      <w:r>
-        <w:t>["Result"] = $"Processed user {</w:t>
-      </w:r>
-      <w:proofErr w:type="spellStart"/>
-      <w:r>
-        <w:t>userId</w:t>
-      </w:r>
-      <w:proofErr w:type="spellEnd"/>
-      <w:r>
-        <w:t>}";</w:t>
+        <w:t xml:space="preserve">    var userId = context.Items["UserId"]; // read data from previous</w:t>
+      </w:r>
+    </w:p>
+    <w:p/>
+    <w:p>
+      <w:r>
+        <w:t xml:space="preserve">    context.Items["Result"] = $"Processed user {userId}";</w:t>
       </w:r>
     </w:p>
     <w:p/>
@@ -1944,15 +1269,7 @@
     <w:p/>
     <w:p>
       <w:r>
-        <w:t xml:space="preserve">Middleware 1 sets </w:t>
-      </w:r>
-      <w:proofErr w:type="spellStart"/>
-      <w:r>
-        <w:t>UserId</w:t>
-      </w:r>
-      <w:proofErr w:type="spellEnd"/>
-      <w:r>
-        <w:t>.</w:t>
+        <w:t>Middleware 1 sets UserId.</w:t>
       </w:r>
     </w:p>
     <w:p/>
@@ -1973,68 +1290,23 @@
     </w:p>
     <w:p>
       <w:r>
-        <w:t xml:space="preserve">[24-09-2025 12:08] +91 97423 90411: var </w:t>
-      </w:r>
-      <w:proofErr w:type="spellStart"/>
-      <w:r>
-        <w:t>deptCount</w:t>
-      </w:r>
-      <w:proofErr w:type="spellEnd"/>
-      <w:r>
-        <w:t xml:space="preserve"> = </w:t>
-      </w:r>
-      <w:proofErr w:type="spellStart"/>
-      <w:r>
-        <w:t>deptList</w:t>
-      </w:r>
-      <w:proofErr w:type="spellEnd"/>
+        <w:t>[24-09-2025 12:08] +91 97423 90411: var deptCount = deptList</w:t>
+      </w:r>
     </w:p>
     <w:p>
       <w:r>
         <w:lastRenderedPageBreak/>
-        <w:t xml:space="preserve">            .</w:t>
-      </w:r>
-      <w:proofErr w:type="spellStart"/>
-      <w:r>
-        <w:t>GroupJoin</w:t>
-      </w:r>
-      <w:proofErr w:type="spellEnd"/>
-      <w:r>
-        <w:t>(</w:t>
-      </w:r>
-      <w:proofErr w:type="spellStart"/>
-      <w:r>
-        <w:t>empList</w:t>
-      </w:r>
-      <w:proofErr w:type="spellEnd"/>
-      <w:r>
-        <w:t>,</w:t>
-      </w:r>
-    </w:p>
-    <w:p>
-      <w:r>
-        <w:t xml:space="preserve">            dept =&gt; </w:t>
-      </w:r>
-      <w:proofErr w:type="spellStart"/>
-      <w:r>
-        <w:t>dept.DeptId</w:t>
-      </w:r>
-      <w:proofErr w:type="spellEnd"/>
-      <w:r>
-        <w:t>,</w:t>
-      </w:r>
-    </w:p>
-    <w:p>
-      <w:r>
-        <w:t xml:space="preserve">            emp =&gt; </w:t>
-      </w:r>
-      <w:proofErr w:type="spellStart"/>
-      <w:r>
-        <w:t>emp.DeptId</w:t>
-      </w:r>
-      <w:proofErr w:type="spellEnd"/>
-      <w:r>
-        <w:t>,</w:t>
+        <w:t xml:space="preserve">            .GroupJoin(empList,</w:t>
+      </w:r>
+    </w:p>
+    <w:p>
+      <w:r>
+        <w:t xml:space="preserve">            dept =&gt; dept.DeptId,</w:t>
+      </w:r>
+    </w:p>
+    <w:p>
+      <w:r>
+        <w:t xml:space="preserve">            emp =&gt; emp.DeptId,</w:t>
       </w:r>
     </w:p>
     <w:p>
@@ -2049,57 +1321,17 @@
     </w:p>
     <w:p>
       <w:r>
-        <w:t xml:space="preserve">                </w:t>
-      </w:r>
-      <w:proofErr w:type="spellStart"/>
-      <w:r>
-        <w:t>DeptId</w:t>
-      </w:r>
-      <w:proofErr w:type="spellEnd"/>
-      <w:r>
-        <w:t xml:space="preserve"> = </w:t>
-      </w:r>
-      <w:proofErr w:type="spellStart"/>
-      <w:r>
-        <w:t>dept.DeptId</w:t>
-      </w:r>
-      <w:proofErr w:type="spellEnd"/>
-      <w:r>
-        <w:t>,</w:t>
-      </w:r>
-    </w:p>
-    <w:p>
-      <w:r>
-        <w:t xml:space="preserve">                Name = </w:t>
-      </w:r>
-      <w:proofErr w:type="spellStart"/>
-      <w:r>
-        <w:t>dept.Name</w:t>
-      </w:r>
-      <w:proofErr w:type="spellEnd"/>
-      <w:r>
-        <w:t>,</w:t>
-      </w:r>
-    </w:p>
-    <w:p>
-      <w:r>
-        <w:t xml:space="preserve">                </w:t>
-      </w:r>
-      <w:proofErr w:type="spellStart"/>
-      <w:r>
-        <w:t>EmpCount</w:t>
-      </w:r>
-      <w:proofErr w:type="spellEnd"/>
-      <w:r>
-        <w:t xml:space="preserve"> = </w:t>
-      </w:r>
-      <w:proofErr w:type="spellStart"/>
-      <w:r>
-        <w:t>employees.Count</w:t>
-      </w:r>
-      <w:proofErr w:type="spellEnd"/>
-      <w:r>
-        <w:t>()</w:t>
+        <w:t xml:space="preserve">                DeptId = dept.DeptId,</w:t>
+      </w:r>
+    </w:p>
+    <w:p>
+      <w:r>
+        <w:t xml:space="preserve">                Name = dept.Name,</w:t>
+      </w:r>
+    </w:p>
+    <w:p>
+      <w:r>
+        <w:t xml:space="preserve">                EmpCount = employees.Count()</w:t>
       </w:r>
     </w:p>
     <w:p>
@@ -2110,15 +1342,7 @@
     <w:p/>
     <w:p>
       <w:r>
-        <w:t xml:space="preserve">        foreach(var item in </w:t>
-      </w:r>
-      <w:proofErr w:type="spellStart"/>
-      <w:r>
-        <w:t>deptCount</w:t>
-      </w:r>
-      <w:proofErr w:type="spellEnd"/>
-      <w:r>
-        <w:t>)</w:t>
+        <w:t xml:space="preserve">        foreach(var item in deptCount)</w:t>
       </w:r>
     </w:p>
     <w:p>
@@ -2128,39 +1352,7 @@
     </w:p>
     <w:p>
       <w:r>
-        <w:t xml:space="preserve">            </w:t>
-      </w:r>
-      <w:proofErr w:type="spellStart"/>
-      <w:r>
-        <w:t>Console.WriteLine</w:t>
-      </w:r>
-      <w:proofErr w:type="spellEnd"/>
-      <w:r>
-        <w:t>($"{</w:t>
-      </w:r>
-      <w:proofErr w:type="spellStart"/>
-      <w:r>
-        <w:t>item.DeptId</w:t>
-      </w:r>
-      <w:proofErr w:type="spellEnd"/>
-      <w:r>
-        <w:t>} {</w:t>
-      </w:r>
-      <w:proofErr w:type="spellStart"/>
-      <w:r>
-        <w:t>item.Name</w:t>
-      </w:r>
-      <w:proofErr w:type="spellEnd"/>
-      <w:r>
-        <w:t>} {</w:t>
-      </w:r>
-      <w:proofErr w:type="spellStart"/>
-      <w:r>
-        <w:t>item.EmpCount</w:t>
-      </w:r>
-      <w:proofErr w:type="spellEnd"/>
-      <w:r>
-        <w:t>}");</w:t>
+        <w:t xml:space="preserve">            Console.WriteLine($"{item.DeptId} {item.Name} {item.EmpCount}");</w:t>
       </w:r>
     </w:p>
     <w:p>
@@ -2176,49 +1368,20 @@
     <w:p/>
     <w:p>
       <w:r>
-        <w:t xml:space="preserve">    </w:t>
-      </w:r>
-      <w:proofErr w:type="spellStart"/>
-      <w:r>
-        <w:t>d.DeptId</w:t>
-      </w:r>
-      <w:proofErr w:type="spellEnd"/>
-      <w:r>
-        <w:t>,</w:t>
-      </w:r>
-    </w:p>
-    <w:p/>
-    <w:p>
-      <w:r>
-        <w:t xml:space="preserve">    </w:t>
-      </w:r>
-      <w:proofErr w:type="spellStart"/>
-      <w:r>
-        <w:t>d.DeptName</w:t>
-      </w:r>
-      <w:proofErr w:type="spellEnd"/>
-      <w:r>
-        <w:t>,</w:t>
-      </w:r>
-    </w:p>
-    <w:p/>
-    <w:p>
-      <w:r>
-        <w:t xml:space="preserve">    COUNT(</w:t>
-      </w:r>
-      <w:proofErr w:type="spellStart"/>
-      <w:r>
-        <w:t>e.EmpId</w:t>
-      </w:r>
-      <w:proofErr w:type="spellEnd"/>
-      <w:r>
-        <w:t xml:space="preserve">) AS </w:t>
-      </w:r>
-      <w:proofErr w:type="spellStart"/>
-      <w:r>
-        <w:t>EmpCount</w:t>
-      </w:r>
-      <w:proofErr w:type="spellEnd"/>
+        <w:t xml:space="preserve">    d.DeptId,</w:t>
+      </w:r>
+    </w:p>
+    <w:p/>
+    <w:p>
+      <w:r>
+        <w:t xml:space="preserve">    d.DeptName,</w:t>
+      </w:r>
+    </w:p>
+    <w:p/>
+    <w:p>
+      <w:r>
+        <w:t xml:space="preserve">    COUNT(e.EmpId) AS EmpCount</w:t>
+      </w:r>
     </w:p>
     <w:p/>
     <w:p>
@@ -2254,21 +1417,8 @@
     <w:p/>
     <w:p>
       <w:r>
-        <w:t xml:space="preserve">    </w:t>
-      </w:r>
-      <w:proofErr w:type="spellStart"/>
-      <w:r>
-        <w:t>d.DeptId</w:t>
-      </w:r>
-      <w:proofErr w:type="spellEnd"/>
-      <w:r>
-        <w:t xml:space="preserve"> = </w:t>
-      </w:r>
-      <w:proofErr w:type="spellStart"/>
-      <w:r>
-        <w:t>e.DeptId</w:t>
-      </w:r>
-      <w:proofErr w:type="spellEnd"/>
+        <w:t xml:space="preserve">    d.DeptId = e.DeptId</w:t>
+      </w:r>
     </w:p>
     <w:p/>
     <w:p>
@@ -2279,21 +1429,8 @@
     <w:p/>
     <w:p>
       <w:r>
-        <w:t xml:space="preserve">    </w:t>
-      </w:r>
-      <w:proofErr w:type="spellStart"/>
-      <w:r>
-        <w:t>d.DeptId</w:t>
-      </w:r>
-      <w:proofErr w:type="spellEnd"/>
-      <w:r>
-        <w:t xml:space="preserve">, </w:t>
-      </w:r>
-      <w:proofErr w:type="spellStart"/>
-      <w:r>
-        <w:t>d.DeptName</w:t>
-      </w:r>
-      <w:proofErr w:type="spellEnd"/>
+        <w:t xml:space="preserve">    d.DeptId, d.DeptName</w:t>
+      </w:r>
     </w:p>
     <w:p/>
     <w:p>
@@ -2304,28 +1441,12 @@
     <w:p/>
     <w:p>
       <w:r>
-        <w:t xml:space="preserve">    </w:t>
-      </w:r>
-      <w:proofErr w:type="spellStart"/>
-      <w:r>
-        <w:t>d.DeptId</w:t>
-      </w:r>
-      <w:proofErr w:type="spellEnd"/>
-      <w:r>
-        <w:t>;</w:t>
-      </w:r>
-    </w:p>
-    <w:p>
-      <w:r>
-        <w:t xml:space="preserve">[24-09-2025 12:17] Muhammad Maula CNX: public async Task </w:t>
-      </w:r>
-      <w:proofErr w:type="spellStart"/>
-      <w:r>
-        <w:t>GetInfo</w:t>
-      </w:r>
-      <w:proofErr w:type="spellEnd"/>
-      <w:r>
-        <w:t>()</w:t>
+        <w:t xml:space="preserve">    d.DeptId;</w:t>
+      </w:r>
+    </w:p>
+    <w:p>
+      <w:r>
+        <w:t>[24-09-2025 12:17] Muhammad Maula CNX: public async Task GetInfo()</w:t>
       </w:r>
     </w:p>
     <w:p/>
@@ -2343,45 +1464,13 @@
     <w:p/>
     <w:p>
       <w:r>
-        <w:t xml:space="preserve">    var </w:t>
-      </w:r>
-      <w:proofErr w:type="spellStart"/>
-      <w:r>
-        <w:t>departmentTask</w:t>
-      </w:r>
-      <w:proofErr w:type="spellEnd"/>
-      <w:r>
-        <w:t xml:space="preserve"> = </w:t>
-      </w:r>
-      <w:proofErr w:type="spellStart"/>
-      <w:r>
-        <w:t>getDepartment</w:t>
-      </w:r>
-      <w:proofErr w:type="spellEnd"/>
-      <w:r>
-        <w:t>();</w:t>
-      </w:r>
-    </w:p>
-    <w:p/>
-    <w:p>
-      <w:r>
-        <w:t xml:space="preserve">    var </w:t>
-      </w:r>
-      <w:proofErr w:type="spellStart"/>
-      <w:r>
-        <w:t>employeeTask</w:t>
-      </w:r>
-      <w:proofErr w:type="spellEnd"/>
-      <w:r>
-        <w:t xml:space="preserve"> = </w:t>
-      </w:r>
-      <w:proofErr w:type="spellStart"/>
-      <w:r>
-        <w:t>getEmployees</w:t>
-      </w:r>
-      <w:proofErr w:type="spellEnd"/>
-      <w:r>
-        <w:t>();</w:t>
+        <w:t xml:space="preserve">    var departmentTask = getDepartment();</w:t>
+      </w:r>
+    </w:p>
+    <w:p/>
+    <w:p>
+      <w:r>
+        <w:t xml:space="preserve">    var employeeTask = getEmployees();</w:t>
       </w:r>
     </w:p>
     <w:p/>
@@ -2395,31 +1484,7 @@
     <w:p/>
     <w:p>
       <w:r>
-        <w:t xml:space="preserve">    await </w:t>
-      </w:r>
-      <w:proofErr w:type="spellStart"/>
-      <w:r>
-        <w:t>Task.WhenAll</w:t>
-      </w:r>
-      <w:proofErr w:type="spellEnd"/>
-      <w:r>
-        <w:t>(</w:t>
-      </w:r>
-      <w:proofErr w:type="spellStart"/>
-      <w:r>
-        <w:t>departmentTask</w:t>
-      </w:r>
-      <w:proofErr w:type="spellEnd"/>
-      <w:r>
-        <w:t xml:space="preserve">, </w:t>
-      </w:r>
-      <w:proofErr w:type="spellStart"/>
-      <w:r>
-        <w:t>employeeTask</w:t>
-      </w:r>
-      <w:proofErr w:type="spellEnd"/>
-      <w:r>
-        <w:t>);</w:t>
+        <w:t xml:space="preserve">    await Task.WhenAll(departmentTask, employeeTask);</w:t>
       </w:r>
     </w:p>
     <w:p/>
@@ -2433,29 +1498,13 @@
     <w:p/>
     <w:p>
       <w:r>
-        <w:t xml:space="preserve">    var departments = await </w:t>
-      </w:r>
-      <w:proofErr w:type="spellStart"/>
-      <w:r>
-        <w:t>departmentTask</w:t>
-      </w:r>
-      <w:proofErr w:type="spellEnd"/>
-      <w:r>
-        <w:t>;</w:t>
-      </w:r>
-    </w:p>
-    <w:p/>
-    <w:p>
-      <w:r>
-        <w:t xml:space="preserve">    var employees = await </w:t>
-      </w:r>
-      <w:proofErr w:type="spellStart"/>
-      <w:r>
-        <w:t>employeeTask</w:t>
-      </w:r>
-      <w:proofErr w:type="spellEnd"/>
-      <w:r>
-        <w:t>;</w:t>
+        <w:t xml:space="preserve">    var departments = await departmentTask;</w:t>
+      </w:r>
+    </w:p>
+    <w:p/>
+    <w:p>
+      <w:r>
+        <w:t xml:space="preserve">    var employees = await employeeTask;</w:t>
       </w:r>
     </w:p>
     <w:p/>
@@ -2524,74 +1573,18 @@
     <w:p/>
     <w:p>
       <w:r>
-        <w:t>Use [</w:t>
-      </w:r>
-      <w:proofErr w:type="spellStart"/>
-      <w:r>
-        <w:t>FromForm</w:t>
-      </w:r>
-      <w:proofErr w:type="spellEnd"/>
-      <w:r>
-        <w:t xml:space="preserve">] </w:t>
-      </w:r>
-      <w:proofErr w:type="spellStart"/>
-      <w:r>
-        <w:t>IFormFile</w:t>
-      </w:r>
-      <w:proofErr w:type="spellEnd"/>
-      <w:r>
-        <w:t xml:space="preserve"> for single/multiple file uploads:</w:t>
-      </w:r>
-    </w:p>
-    <w:p/>
-    <w:p>
-      <w:r>
-        <w:t>[</w:t>
-      </w:r>
-      <w:proofErr w:type="spellStart"/>
-      <w:r>
-        <w:t>HttpPost</w:t>
-      </w:r>
-      <w:proofErr w:type="spellEnd"/>
-      <w:r>
-        <w:t>("upload")]</w:t>
-      </w:r>
-    </w:p>
-    <w:p>
-      <w:r>
-        <w:t>public async Task&lt;</w:t>
-      </w:r>
-      <w:proofErr w:type="spellStart"/>
-      <w:r>
-        <w:t>IActionResult</w:t>
-      </w:r>
-      <w:proofErr w:type="spellEnd"/>
-      <w:r>
-        <w:t xml:space="preserve">&gt; </w:t>
-      </w:r>
-      <w:proofErr w:type="spellStart"/>
-      <w:r>
-        <w:t>UploadFile</w:t>
-      </w:r>
-      <w:proofErr w:type="spellEnd"/>
-      <w:r>
-        <w:t>([</w:t>
-      </w:r>
-      <w:proofErr w:type="spellStart"/>
-      <w:r>
-        <w:t>FromForm</w:t>
-      </w:r>
-      <w:proofErr w:type="spellEnd"/>
-      <w:r>
-        <w:t xml:space="preserve">] </w:t>
-      </w:r>
-      <w:proofErr w:type="spellStart"/>
-      <w:r>
-        <w:t>IFormFile</w:t>
-      </w:r>
-      <w:proofErr w:type="spellEnd"/>
-      <w:r>
-        <w:t xml:space="preserve"> file)</w:t>
+        <w:t>Use [FromForm] IFormFile for single/multiple file uploads:</w:t>
+      </w:r>
+    </w:p>
+    <w:p/>
+    <w:p>
+      <w:r>
+        <w:t>[HttpPost("upload")]</w:t>
+      </w:r>
+    </w:p>
+    <w:p>
+      <w:r>
+        <w:t>public async Task&lt;IActionResult&gt; UploadFile([FromForm] IFormFile file)</w:t>
       </w:r>
     </w:p>
     <w:p>
@@ -2601,58 +1594,18 @@
     </w:p>
     <w:p>
       <w:r>
-        <w:t xml:space="preserve">    if (file == null || </w:t>
-      </w:r>
-      <w:proofErr w:type="spellStart"/>
-      <w:r>
-        <w:t>file.Length</w:t>
-      </w:r>
-      <w:proofErr w:type="spellEnd"/>
-      <w:r>
-        <w:t xml:space="preserve"> == 0)</w:t>
-      </w:r>
-    </w:p>
-    <w:p>
-      <w:r>
-        <w:t xml:space="preserve">        return </w:t>
-      </w:r>
-      <w:proofErr w:type="spellStart"/>
-      <w:r>
-        <w:t>BadRequest</w:t>
-      </w:r>
-      <w:proofErr w:type="spellEnd"/>
-      <w:r>
-        <w:t>("No file uploaded.");</w:t>
-      </w:r>
-    </w:p>
-    <w:p/>
-    <w:p>
-      <w:r>
-        <w:t xml:space="preserve">    var </w:t>
-      </w:r>
-      <w:proofErr w:type="spellStart"/>
-      <w:r>
-        <w:t>uploadPath</w:t>
-      </w:r>
-      <w:proofErr w:type="spellEnd"/>
-      <w:r>
-        <w:t xml:space="preserve"> = </w:t>
-      </w:r>
-      <w:proofErr w:type="spellStart"/>
-      <w:r>
-        <w:t>Path.Combine</w:t>
-      </w:r>
-      <w:proofErr w:type="spellEnd"/>
-      <w:r>
-        <w:t xml:space="preserve">("Uploads", </w:t>
-      </w:r>
-      <w:proofErr w:type="spellStart"/>
-      <w:r>
-        <w:t>file.FileName</w:t>
-      </w:r>
-      <w:proofErr w:type="spellEnd"/>
-      <w:r>
-        <w:t>);</w:t>
+        <w:t xml:space="preserve">    if (file == null || file.Length == 0)</w:t>
+      </w:r>
+    </w:p>
+    <w:p>
+      <w:r>
+        <w:t xml:space="preserve">        return BadRequest("No file uploaded.");</w:t>
+      </w:r>
+    </w:p>
+    <w:p/>
+    <w:p>
+      <w:r>
+        <w:t xml:space="preserve">    var uploadPath = Path.Combine("Uploads", file.FileName);</w:t>
       </w:r>
     </w:p>
     <w:p/>
@@ -2663,31 +1616,7 @@
     </w:p>
     <w:p>
       <w:r>
-        <w:t xml:space="preserve">    </w:t>
-      </w:r>
-      <w:proofErr w:type="spellStart"/>
-      <w:r>
-        <w:t>Directory.CreateDirectory</w:t>
-      </w:r>
-      <w:proofErr w:type="spellEnd"/>
-      <w:r>
-        <w:t>(</w:t>
-      </w:r>
-      <w:proofErr w:type="spellStart"/>
-      <w:r>
-        <w:t>Path.GetDirectoryName</w:t>
-      </w:r>
-      <w:proofErr w:type="spellEnd"/>
-      <w:r>
-        <w:t>(</w:t>
-      </w:r>
-      <w:proofErr w:type="spellStart"/>
-      <w:r>
-        <w:t>uploadPath</w:t>
-      </w:r>
-      <w:proofErr w:type="spellEnd"/>
-      <w:r>
-        <w:t>)!);</w:t>
+        <w:t xml:space="preserve">    Directory.CreateDirectory(Path.GetDirectoryName(uploadPath)!);</w:t>
       </w:r>
     </w:p>
     <w:p/>
@@ -2698,74 +1627,18 @@
     </w:p>
     <w:p>
       <w:r>
-        <w:t xml:space="preserve">    await using var stream = new </w:t>
-      </w:r>
-      <w:proofErr w:type="spellStart"/>
-      <w:r>
-        <w:t>FileStream</w:t>
-      </w:r>
-      <w:proofErr w:type="spellEnd"/>
-      <w:r>
-        <w:t>(</w:t>
-      </w:r>
-      <w:proofErr w:type="spellStart"/>
-      <w:r>
-        <w:t>uploadPath</w:t>
-      </w:r>
-      <w:proofErr w:type="spellEnd"/>
-      <w:r>
-        <w:t xml:space="preserve">, </w:t>
-      </w:r>
-      <w:proofErr w:type="spellStart"/>
-      <w:r>
-        <w:t>FileMode.Create</w:t>
-      </w:r>
-      <w:proofErr w:type="spellEnd"/>
-      <w:r>
-        <w:t>);</w:t>
-      </w:r>
-    </w:p>
-    <w:p>
-      <w:r>
-        <w:t xml:space="preserve">    await </w:t>
-      </w:r>
-      <w:proofErr w:type="spellStart"/>
-      <w:r>
-        <w:t>file.CopyToAsync</w:t>
-      </w:r>
-      <w:proofErr w:type="spellEnd"/>
-      <w:r>
-        <w:t>(stream);</w:t>
-      </w:r>
-    </w:p>
-    <w:p/>
-    <w:p>
-      <w:r>
-        <w:t xml:space="preserve">    return Ok(new { </w:t>
-      </w:r>
-      <w:proofErr w:type="spellStart"/>
-      <w:r>
-        <w:t>FileName</w:t>
-      </w:r>
-      <w:proofErr w:type="spellEnd"/>
-      <w:r>
-        <w:t xml:space="preserve"> = </w:t>
-      </w:r>
-      <w:proofErr w:type="spellStart"/>
-      <w:r>
-        <w:t>file.FileName</w:t>
-      </w:r>
-      <w:proofErr w:type="spellEnd"/>
-      <w:r>
-        <w:t xml:space="preserve">, Size = </w:t>
-      </w:r>
-      <w:proofErr w:type="spellStart"/>
-      <w:r>
-        <w:t>file.Length</w:t>
-      </w:r>
-      <w:proofErr w:type="spellEnd"/>
-      <w:r>
-        <w:t xml:space="preserve"> });</w:t>
+        <w:t xml:space="preserve">    await using var stream = new FileStream(uploadPath, FileMode.Create);</w:t>
+      </w:r>
+    </w:p>
+    <w:p>
+      <w:r>
+        <w:t xml:space="preserve">    await file.CopyToAsync(stream);</w:t>
+      </w:r>
+    </w:p>
+    <w:p/>
+    <w:p>
+      <w:r>
+        <w:t xml:space="preserve">    return Ok(new { FileName = file.FileName, Size = file.Length });</w:t>
       </w:r>
     </w:p>
     <w:p>
@@ -2784,26 +1657,13 @@
     <w:p/>
     <w:p>
       <w:r>
-        <w:t>[</w:t>
-      </w:r>
-      <w:proofErr w:type="spellStart"/>
-      <w:r>
-        <w:t>FromForm</w:t>
-      </w:r>
-      <w:proofErr w:type="spellEnd"/>
-      <w:r>
-        <w:t>] binds files from multipart/form-data.</w:t>
-      </w:r>
-    </w:p>
-    <w:p/>
-    <w:p>
-      <w:proofErr w:type="spellStart"/>
-      <w:r>
-        <w:t>IFormFile</w:t>
-      </w:r>
-      <w:proofErr w:type="spellEnd"/>
-      <w:r>
-        <w:t xml:space="preserve"> abstracts file handling efficiently.</w:t>
+        <w:t>[FromForm] binds files from multipart/form-data.</w:t>
+      </w:r>
+    </w:p>
+    <w:p/>
+    <w:p>
+      <w:r>
+        <w:t>IFormFile abstracts file handling efficiently.</w:t>
       </w:r>
     </w:p>
     <w:p/>
@@ -2821,111 +1681,34 @@
     <w:p/>
     <w:p>
       <w:r>
-        <w:t xml:space="preserve">Use </w:t>
-      </w:r>
-      <w:proofErr w:type="spellStart"/>
-      <w:r>
-        <w:t>HttpClient</w:t>
-      </w:r>
-      <w:proofErr w:type="spellEnd"/>
-      <w:r>
-        <w:t xml:space="preserve"> with </w:t>
-      </w:r>
-      <w:proofErr w:type="spellStart"/>
-      <w:r>
-        <w:t>MultipartFormDataContent</w:t>
-      </w:r>
-      <w:proofErr w:type="spellEnd"/>
-      <w:r>
-        <w:t>:</w:t>
-      </w:r>
-    </w:p>
-    <w:p/>
-    <w:p>
-      <w:r>
-        <w:t xml:space="preserve">using var client = new </w:t>
-      </w:r>
-      <w:proofErr w:type="spellStart"/>
-      <w:r>
-        <w:t>HttpClient</w:t>
-      </w:r>
-      <w:proofErr w:type="spellEnd"/>
-      <w:r>
-        <w:t>();</w:t>
-      </w:r>
-    </w:p>
-    <w:p>
-      <w:r>
-        <w:t xml:space="preserve">using var form = new </w:t>
-      </w:r>
-      <w:proofErr w:type="spellStart"/>
-      <w:r>
-        <w:t>MultipartFormDataContent</w:t>
-      </w:r>
-      <w:proofErr w:type="spellEnd"/>
-      <w:r>
-        <w:t>();</w:t>
-      </w:r>
-    </w:p>
-    <w:p/>
-    <w:p>
-      <w:r>
-        <w:t xml:space="preserve">var </w:t>
-      </w:r>
-      <w:proofErr w:type="spellStart"/>
-      <w:r>
-        <w:t>fileBytes</w:t>
-      </w:r>
-      <w:proofErr w:type="spellEnd"/>
-      <w:r>
-        <w:t xml:space="preserve"> = </w:t>
-      </w:r>
-      <w:proofErr w:type="spellStart"/>
-      <w:r>
-        <w:t>File.ReadAllBytes</w:t>
-      </w:r>
-      <w:proofErr w:type="spellEnd"/>
-      <w:r>
-        <w:t>("C:\\path\\to\\file.txt");</w:t>
-      </w:r>
-    </w:p>
-    <w:p>
-      <w:r>
-        <w:t xml:space="preserve">var </w:t>
-      </w:r>
-      <w:proofErr w:type="spellStart"/>
-      <w:r>
-        <w:t>fileContent</w:t>
-      </w:r>
-      <w:proofErr w:type="spellEnd"/>
-      <w:r>
-        <w:t xml:space="preserve"> = new </w:t>
-      </w:r>
-      <w:proofErr w:type="spellStart"/>
-      <w:r>
-        <w:t>ByteArrayContent</w:t>
-      </w:r>
-      <w:proofErr w:type="spellEnd"/>
-      <w:r>
-        <w:t>(</w:t>
-      </w:r>
-      <w:proofErr w:type="spellStart"/>
-      <w:r>
-        <w:t>fileBytes</w:t>
-      </w:r>
-      <w:proofErr w:type="spellEnd"/>
-      <w:r>
-        <w:t>);</w:t>
-      </w:r>
-    </w:p>
-    <w:p>
-      <w:proofErr w:type="spellStart"/>
-      <w:r>
-        <w:t>fileContent.Headers.ContentType</w:t>
-      </w:r>
-      <w:proofErr w:type="spellEnd"/>
-      <w:r>
-        <w:t xml:space="preserve"> = new System.Net.Http.Headers.MediaTypeHeaderValue("application/octet-stream");</w:t>
+        <w:t>Use HttpClient with MultipartFormDataContent:</w:t>
+      </w:r>
+    </w:p>
+    <w:p/>
+    <w:p>
+      <w:r>
+        <w:t>using var client = new HttpClient();</w:t>
+      </w:r>
+    </w:p>
+    <w:p>
+      <w:r>
+        <w:t>using var form = new MultipartFormDataContent();</w:t>
+      </w:r>
+    </w:p>
+    <w:p/>
+    <w:p>
+      <w:r>
+        <w:t>var fileBytes = File.ReadAllBytes("C:\\path\\to\\file.txt");</w:t>
+      </w:r>
+    </w:p>
+    <w:p>
+      <w:r>
+        <w:t>var fileContent = new ByteArrayContent(fileBytes);</w:t>
+      </w:r>
+    </w:p>
+    <w:p>
+      <w:r>
+        <w:t>fileContent.Headers.ContentType = new System.Net.Http.Headers.MediaTypeHeaderValue("application/octet-stream");</w:t>
       </w:r>
     </w:p>
     <w:p/>
@@ -2935,21 +1718,8 @@
       </w:r>
     </w:p>
     <w:p>
-      <w:proofErr w:type="spellStart"/>
-      <w:r>
-        <w:t>form.Add</w:t>
-      </w:r>
-      <w:proofErr w:type="spellEnd"/>
-      <w:r>
-        <w:t>(</w:t>
-      </w:r>
-      <w:proofErr w:type="spellStart"/>
-      <w:r>
-        <w:t>fileContent</w:t>
-      </w:r>
-      <w:proofErr w:type="spellEnd"/>
-      <w:r>
-        <w:t>, "file", "file.txt");</w:t>
+      <w:r>
+        <w:t>form.Add(fileContent, "file", "file.txt");</w:t>
       </w:r>
     </w:p>
     <w:p/>
@@ -2960,38 +1730,17 @@
     </w:p>
     <w:p>
       <w:r>
-        <w:t xml:space="preserve">var response = await </w:t>
-      </w:r>
-      <w:proofErr w:type="spellStart"/>
-      <w:r>
-        <w:t>client.PostAsync</w:t>
-      </w:r>
-      <w:proofErr w:type="spellEnd"/>
-      <w:r>
-        <w:t>("https://localhost:5001/upload", form);</w:t>
-      </w:r>
-    </w:p>
-    <w:p>
-      <w:r>
-        <w:t xml:space="preserve">var result = await </w:t>
-      </w:r>
-      <w:proofErr w:type="spellStart"/>
-      <w:r>
-        <w:t>response.Content.ReadAsStringAsync</w:t>
-      </w:r>
-      <w:proofErr w:type="spellEnd"/>
-      <w:r>
-        <w:t>();</w:t>
-      </w:r>
-    </w:p>
-    <w:p>
-      <w:proofErr w:type="spellStart"/>
-      <w:r>
-        <w:t>Console.WriteLine</w:t>
-      </w:r>
-      <w:proofErr w:type="spellEnd"/>
-      <w:r>
-        <w:t>(result);</w:t>
+        <w:t>var response = await client.PostAsync("https://localhost:5001/upload", form);</w:t>
+      </w:r>
+    </w:p>
+    <w:p>
+      <w:r>
+        <w:t>var result = await response.Content.ReadAsStringAsync();</w:t>
+      </w:r>
+    </w:p>
+    <w:p>
+      <w:r>
+        <w:t>Console.WriteLine(result);</w:t>
       </w:r>
     </w:p>
     <w:p/>
@@ -3021,15 +1770,7 @@
     </w:p>
     <w:p>
       <w:r>
-        <w:t xml:space="preserve">[24-09-2025 12:41] Muhammad Maula CNX: Azure Ad configuration in </w:t>
-      </w:r>
-      <w:proofErr w:type="spellStart"/>
-      <w:r>
-        <w:t>appsetting</w:t>
-      </w:r>
-      <w:proofErr w:type="spellEnd"/>
-      <w:r>
-        <w:t xml:space="preserve"> file?</w:t>
+        <w:t>[24-09-2025 12:41] Muhammad Maula CNX: Azure Ad configuration in appsetting file?</w:t>
       </w:r>
     </w:p>
     <w:p>
@@ -3061,15 +1802,7 @@
     </w:p>
     <w:p>
       <w:r>
-        <w:t xml:space="preserve">4.what is the current status of </w:t>
-      </w:r>
-      <w:proofErr w:type="spellStart"/>
-      <w:r>
-        <w:t>concentrix</w:t>
-      </w:r>
-      <w:proofErr w:type="spellEnd"/>
-      <w:r>
-        <w:t xml:space="preserve"> </w:t>
+        <w:t xml:space="preserve">4.what is the current status of concentrix </w:t>
       </w:r>
     </w:p>
     <w:p>
@@ -3079,13 +1812,8 @@
     </w:p>
     <w:p>
       <w:r>
-        <w:t xml:space="preserve">6.ado.net vs </w:t>
-      </w:r>
-      <w:proofErr w:type="spellStart"/>
-      <w:r>
-        <w:t>ef</w:t>
-      </w:r>
-      <w:proofErr w:type="spellEnd"/>
+        <w:t>6.ado.net vs ef</w:t>
+      </w:r>
     </w:p>
     <w:p>
       <w:r>
@@ -3104,28 +1832,12 @@
     </w:p>
     <w:p>
       <w:r>
-        <w:t xml:space="preserve">10.which architecture and how do u implement </w:t>
-      </w:r>
-      <w:proofErr w:type="spellStart"/>
-      <w:r>
-        <w:t>apis</w:t>
-      </w:r>
-      <w:proofErr w:type="spellEnd"/>
-      <w:r>
-        <w:t xml:space="preserve"> for stock applications ?</w:t>
-      </w:r>
-    </w:p>
-    <w:p>
-      <w:r>
-        <w:t xml:space="preserve">11.have u worked on azure </w:t>
-      </w:r>
-      <w:proofErr w:type="spellStart"/>
-      <w:r>
-        <w:t>function?which</w:t>
-      </w:r>
-      <w:proofErr w:type="spellEnd"/>
-      <w:r>
-        <w:t xml:space="preserve"> one?</w:t>
+        <w:t>10.which architecture and how do u implement apis for stock applications ?</w:t>
+      </w:r>
+    </w:p>
+    <w:p>
+      <w:r>
+        <w:t>11.have u worked on azure function?which one?</w:t>
       </w:r>
     </w:p>
     <w:p/>
@@ -3159,28 +1871,12 @@
     </w:p>
     <w:p>
       <w:r>
-        <w:t xml:space="preserve">3.when we use </w:t>
-      </w:r>
-      <w:proofErr w:type="spellStart"/>
-      <w:r>
-        <w:t>cte</w:t>
-      </w:r>
-      <w:proofErr w:type="spellEnd"/>
-      <w:r>
-        <w:t xml:space="preserve"> </w:t>
-      </w:r>
-    </w:p>
-    <w:p>
-      <w:r>
-        <w:t xml:space="preserve">4.only select in </w:t>
-      </w:r>
-      <w:proofErr w:type="spellStart"/>
-      <w:r>
-        <w:t>sql</w:t>
-      </w:r>
-      <w:proofErr w:type="spellEnd"/>
-      <w:r>
-        <w:t xml:space="preserve"> profiler?</w:t>
+        <w:t xml:space="preserve">3.when we use cte </w:t>
+      </w:r>
+    </w:p>
+    <w:p>
+      <w:r>
+        <w:t>4.only select in sql profiler?</w:t>
       </w:r>
     </w:p>
     <w:p>
@@ -3195,23 +1891,13 @@
     </w:p>
     <w:p>
       <w:r>
-        <w:t xml:space="preserve">7.snapshot in </w:t>
-      </w:r>
-      <w:proofErr w:type="spellStart"/>
-      <w:r>
-        <w:t>sql</w:t>
-      </w:r>
-      <w:proofErr w:type="spellEnd"/>
-    </w:p>
-    <w:p>
-      <w:r>
-        <w:t xml:space="preserve">8.graphql vs rest vs </w:t>
-      </w:r>
-      <w:proofErr w:type="spellStart"/>
-      <w:r>
-        <w:t>grpc</w:t>
-      </w:r>
-      <w:proofErr w:type="spellEnd"/>
+        <w:t>7.snapshot in sql</w:t>
+      </w:r>
+    </w:p>
+    <w:p>
+      <w:r>
+        <w:t>8.graphql vs rest vs grpc</w:t>
+      </w:r>
     </w:p>
     <w:p>
       <w:r>
@@ -3273,41 +1959,15 @@
     </w:p>
     <w:p/>
     <w:p>
-      <w:proofErr w:type="spellStart"/>
-      <w:r>
-        <w:t>Dbcobtext</w:t>
-      </w:r>
-      <w:proofErr w:type="spellEnd"/>
-      <w:r>
-        <w:t xml:space="preserve"> and </w:t>
-      </w:r>
-      <w:proofErr w:type="spellStart"/>
-      <w:r>
-        <w:t>dbset</w:t>
-      </w:r>
-      <w:proofErr w:type="spellEnd"/>
+      <w:r>
+        <w:t>Dbcobtext and dbset</w:t>
+      </w:r>
     </w:p>
     <w:p/>
     <w:p>
       <w:r>
         <w:lastRenderedPageBreak/>
-        <w:t xml:space="preserve">1.shell </w:t>
-      </w:r>
-      <w:proofErr w:type="spellStart"/>
-      <w:r>
-        <w:t>scriptin</w:t>
-      </w:r>
-      <w:proofErr w:type="spellEnd"/>
-      <w:r>
-        <w:t xml:space="preserve"> in </w:t>
-      </w:r>
-      <w:proofErr w:type="spellStart"/>
-      <w:r>
-        <w:t>ef</w:t>
-      </w:r>
-      <w:proofErr w:type="spellEnd"/>
-      <w:r>
-        <w:t xml:space="preserve"> core</w:t>
+        <w:t>1.shell scriptin in ef core</w:t>
       </w:r>
     </w:p>
     <w:p>
@@ -3317,57 +1977,17 @@
     </w:p>
     <w:p>
       <w:r>
-        <w:t xml:space="preserve">3.how to mock for controller or service in </w:t>
-      </w:r>
-      <w:proofErr w:type="spellStart"/>
-      <w:r>
-        <w:t>xunit</w:t>
-      </w:r>
-      <w:proofErr w:type="spellEnd"/>
-      <w:r>
-        <w:t xml:space="preserve"> framework </w:t>
-      </w:r>
-    </w:p>
-    <w:p>
-      <w:r>
-        <w:t xml:space="preserve">4.how to load </w:t>
-      </w:r>
-      <w:proofErr w:type="spellStart"/>
-      <w:r>
-        <w:t>posgressql</w:t>
-      </w:r>
-      <w:proofErr w:type="spellEnd"/>
-      <w:r>
-        <w:t xml:space="preserve"> and </w:t>
-      </w:r>
-      <w:proofErr w:type="spellStart"/>
-      <w:r>
-        <w:t>sql</w:t>
-      </w:r>
-      <w:proofErr w:type="spellEnd"/>
-      <w:r>
-        <w:t xml:space="preserve"> server in .net core (when 2 </w:t>
-      </w:r>
-      <w:proofErr w:type="spellStart"/>
-      <w:r>
-        <w:t>Dbs</w:t>
-      </w:r>
-      <w:proofErr w:type="spellEnd"/>
-      <w:r>
-        <w:t>)</w:t>
-      </w:r>
-    </w:p>
-    <w:p>
-      <w:r>
-        <w:t xml:space="preserve">5.how to validate </w:t>
-      </w:r>
-      <w:proofErr w:type="spellStart"/>
-      <w:r>
-        <w:t>jwt</w:t>
-      </w:r>
-      <w:proofErr w:type="spellEnd"/>
-      <w:r>
-        <w:t xml:space="preserve">  token in .net core </w:t>
+        <w:t xml:space="preserve">3.how to mock for controller or service in xunit framework </w:t>
+      </w:r>
+    </w:p>
+    <w:p>
+      <w:r>
+        <w:t>4.how to load posgressql and sql server in .net core (when 2 Dbs)</w:t>
+      </w:r>
+    </w:p>
+    <w:p>
+      <w:r>
+        <w:t xml:space="preserve">5.how to validate jwt  token in .net core </w:t>
       </w:r>
     </w:p>
     <w:p>
@@ -3378,48 +1998,25 @@
     <w:p/>
     <w:p>
       <w:r>
-        <w:t xml:space="preserve">How to generate a certificate file if https is blocking not  proper configure </w:t>
-      </w:r>
-      <w:proofErr w:type="spellStart"/>
-      <w:r>
-        <w:t>ssl</w:t>
-      </w:r>
-      <w:proofErr w:type="spellEnd"/>
-      <w:r>
-        <w:t xml:space="preserve"> and TLS</w:t>
-      </w:r>
-    </w:p>
-    <w:p>
-      <w:proofErr w:type="spellStart"/>
-      <w:r>
-        <w:t>Scaleneworks</w:t>
-      </w:r>
-      <w:proofErr w:type="spellEnd"/>
-      <w:r>
-        <w:t xml:space="preserve"> company </w:t>
-      </w:r>
-    </w:p>
-    <w:p/>
-    <w:p>
-      <w:r>
-        <w:t xml:space="preserve">Flex in </w:t>
-      </w:r>
-      <w:proofErr w:type="spellStart"/>
-      <w:r>
-        <w:t>css</w:t>
-      </w:r>
-      <w:proofErr w:type="spellEnd"/>
-    </w:p>
-    <w:p/>
-    <w:p>
-      <w:r>
-        <w:t xml:space="preserve">Operator in </w:t>
-      </w:r>
-      <w:proofErr w:type="spellStart"/>
-      <w:r>
-        <w:t>rxjx</w:t>
-      </w:r>
-      <w:proofErr w:type="spellEnd"/>
+        <w:t>How to generate a certificate file if https is blocking not  proper configure ssl and TLS</w:t>
+      </w:r>
+    </w:p>
+    <w:p>
+      <w:r>
+        <w:t xml:space="preserve">Scaleneworks company </w:t>
+      </w:r>
+    </w:p>
+    <w:p/>
+    <w:p>
+      <w:r>
+        <w:t>Flex in css</w:t>
+      </w:r>
+    </w:p>
+    <w:p/>
+    <w:p>
+      <w:r>
+        <w:t>Operator in rxjx</w:t>
+      </w:r>
     </w:p>
     <w:p/>
     <w:p>
@@ -3436,15 +2033,7 @@
     <w:p/>
     <w:p>
       <w:r>
-        <w:t xml:space="preserve">Table valued parameter in </w:t>
-      </w:r>
-      <w:proofErr w:type="spellStart"/>
-      <w:r>
-        <w:t>sql</w:t>
-      </w:r>
-      <w:proofErr w:type="spellEnd"/>
-      <w:r>
-        <w:t>?</w:t>
+        <w:t>Table valued parameter in sql?</w:t>
       </w:r>
     </w:p>
     <w:p/>
@@ -3516,46 +2105,2958 @@
     <w:p/>
     <w:p>
       <w:r>
-        <w:t xml:space="preserve">How do you choose </w:t>
-      </w:r>
-      <w:proofErr w:type="spellStart"/>
-      <w:r>
-        <w:t>addscope</w:t>
-      </w:r>
-      <w:proofErr w:type="spellEnd"/>
-      <w:r>
-        <w:t>-singleton-transient?</w:t>
-      </w:r>
-    </w:p>
-    <w:p/>
-    <w:p>
-      <w:proofErr w:type="spellStart"/>
-      <w:r>
-        <w:t>Ikeyvaluesservices</w:t>
-      </w:r>
-      <w:proofErr w:type="spellEnd"/>
-      <w:r>
-        <w:t>?</w:t>
-      </w:r>
-    </w:p>
-    <w:p/>
-    <w:p>
-      <w:r>
-        <w:t xml:space="preserve">How do you implement lazy loading in </w:t>
-      </w:r>
-      <w:proofErr w:type="spellStart"/>
-      <w:r>
-        <w:t>ef</w:t>
-      </w:r>
-      <w:proofErr w:type="spellEnd"/>
-      <w:r>
-        <w:t xml:space="preserve"> core?</w:t>
+        <w:t>How do you choose addscope-singleton-transient?</w:t>
+      </w:r>
+    </w:p>
+    <w:p/>
+    <w:p>
+      <w:r>
+        <w:t>Ikeyvaluesservices?</w:t>
+      </w:r>
+    </w:p>
+    <w:p/>
+    <w:p>
+      <w:r>
+        <w:t>How do you implement lazy loading in ef core?</w:t>
       </w:r>
     </w:p>
     <w:p/>
     <w:p>
       <w:r>
         <w:t>Event hub vs service bus?</w:t>
+      </w:r>
+    </w:p>
+    <w:p/>
+    <w:p>
+      <w:r>
+        <w:rPr>
+          <w:noProof/>
+        </w:rPr>
+        <w:lastRenderedPageBreak/>
+        <w:drawing>
+          <wp:inline distT="0" distB="0" distL="0" distR="0" wp14:anchorId="557E027A" wp14:editId="1B0DFA9B">
+            <wp:extent cx="3967480" cy="8863330"/>
+            <wp:effectExtent l="0" t="0" r="0" b="0"/>
+            <wp:docPr id="1959429476" name="Picture 2"/>
+            <wp:cNvGraphicFramePr>
+              <a:graphicFrameLocks xmlns:a="http://schemas.openxmlformats.org/drawingml/2006/main" noChangeAspect="1"/>
+            </wp:cNvGraphicFramePr>
+            <a:graphic xmlns:a="http://schemas.openxmlformats.org/drawingml/2006/main">
+              <a:graphicData uri="http://schemas.openxmlformats.org/drawingml/2006/picture">
+                <pic:pic xmlns:pic="http://schemas.openxmlformats.org/drawingml/2006/picture">
+                  <pic:nvPicPr>
+                    <pic:cNvPr id="0" name="Picture 2"/>
+                    <pic:cNvPicPr>
+                      <a:picLocks noChangeAspect="1" noChangeArrowheads="1"/>
+                    </pic:cNvPicPr>
+                  </pic:nvPicPr>
+                  <pic:blipFill>
+                    <a:blip r:embed="rId5">
+                      <a:extLst>
+                        <a:ext uri="{28A0092B-C50C-407E-A947-70E740481C1C}">
+                          <a14:useLocalDpi xmlns:a14="http://schemas.microsoft.com/office/drawing/2010/main" val="0"/>
+                        </a:ext>
+                      </a:extLst>
+                    </a:blip>
+                    <a:srcRect/>
+                    <a:stretch>
+                      <a:fillRect/>
+                    </a:stretch>
+                  </pic:blipFill>
+                  <pic:spPr bwMode="auto">
+                    <a:xfrm>
+                      <a:off x="0" y="0"/>
+                      <a:ext cx="3967480" cy="8863330"/>
+                    </a:xfrm>
+                    <a:prstGeom prst="rect">
+                      <a:avLst/>
+                    </a:prstGeom>
+                    <a:noFill/>
+                    <a:ln>
+                      <a:noFill/>
+                    </a:ln>
+                  </pic:spPr>
+                </pic:pic>
+              </a:graphicData>
+            </a:graphic>
+          </wp:inline>
+        </w:drawing>
+      </w:r>
+      <w:r>
+        <w:rPr>
+          <w:noProof/>
+        </w:rPr>
+        <w:lastRenderedPageBreak/>
+        <w:drawing>
+          <wp:inline distT="0" distB="0" distL="0" distR="0" wp14:anchorId="5E31DE08" wp14:editId="5466B2F7">
+            <wp:extent cx="3967480" cy="8863330"/>
+            <wp:effectExtent l="0" t="0" r="0" b="0"/>
+            <wp:docPr id="1279019806" name="Picture 1"/>
+            <wp:cNvGraphicFramePr>
+              <a:graphicFrameLocks xmlns:a="http://schemas.openxmlformats.org/drawingml/2006/main" noChangeAspect="1"/>
+            </wp:cNvGraphicFramePr>
+            <a:graphic xmlns:a="http://schemas.openxmlformats.org/drawingml/2006/main">
+              <a:graphicData uri="http://schemas.openxmlformats.org/drawingml/2006/picture">
+                <pic:pic xmlns:pic="http://schemas.openxmlformats.org/drawingml/2006/picture">
+                  <pic:nvPicPr>
+                    <pic:cNvPr id="0" name="Picture 1"/>
+                    <pic:cNvPicPr>
+                      <a:picLocks noChangeAspect="1" noChangeArrowheads="1"/>
+                    </pic:cNvPicPr>
+                  </pic:nvPicPr>
+                  <pic:blipFill>
+                    <a:blip r:embed="rId6">
+                      <a:extLst>
+                        <a:ext uri="{28A0092B-C50C-407E-A947-70E740481C1C}">
+                          <a14:useLocalDpi xmlns:a14="http://schemas.microsoft.com/office/drawing/2010/main" val="0"/>
+                        </a:ext>
+                      </a:extLst>
+                    </a:blip>
+                    <a:srcRect/>
+                    <a:stretch>
+                      <a:fillRect/>
+                    </a:stretch>
+                  </pic:blipFill>
+                  <pic:spPr bwMode="auto">
+                    <a:xfrm>
+                      <a:off x="0" y="0"/>
+                      <a:ext cx="3967480" cy="8863330"/>
+                    </a:xfrm>
+                    <a:prstGeom prst="rect">
+                      <a:avLst/>
+                    </a:prstGeom>
+                    <a:noFill/>
+                    <a:ln>
+                      <a:noFill/>
+                    </a:ln>
+                  </pic:spPr>
+                </pic:pic>
+              </a:graphicData>
+            </a:graphic>
+          </wp:inline>
+        </w:drawing>
+      </w:r>
+    </w:p>
+    <w:p>
+      <w:r>
+        <w:lastRenderedPageBreak/>
+        <w:t>[06-10-2025 18:02] Muhammad Maula CNX: Harman</w:t>
+      </w:r>
+    </w:p>
+    <w:p/>
+    <w:p>
+      <w:r>
+        <w:t>1.abstract vs interface</w:t>
+      </w:r>
+    </w:p>
+    <w:p>
+      <w:r>
+        <w:t>2.why constructor in abstract class and how do u use when you are creating instance of abstract?</w:t>
+      </w:r>
+    </w:p>
+    <w:p>
+      <w:r>
+        <w:t>3.var vs dynamic?when?</w:t>
+      </w:r>
+    </w:p>
+    <w:p>
+      <w:r>
+        <w:t>4.middleare ?list?</w:t>
+      </w:r>
+    </w:p>
+    <w:p>
+      <w:r>
+        <w:t xml:space="preserve">5.filter vs middleware </w:t>
+      </w:r>
+    </w:p>
+    <w:p>
+      <w:r>
+        <w:t>6.async without await, works.?</w:t>
+      </w:r>
+    </w:p>
+    <w:p>
+      <w:r>
+        <w:t>7.scenariib based question in asynchronous programming?</w:t>
+      </w:r>
+    </w:p>
+    <w:p>
+      <w:r>
+        <w:t>[06-10-2025 18:07] Muhammad Maula CNX: using System;</w:t>
+      </w:r>
+    </w:p>
+    <w:p>
+      <w:r>
+        <w:t>using System.Threading;</w:t>
+      </w:r>
+    </w:p>
+    <w:p>
+      <w:r>
+        <w:t>using System.Threading.Tasks;</w:t>
+      </w:r>
+    </w:p>
+    <w:p/>
+    <w:p>
+      <w:r>
+        <w:t>class Program</w:t>
+      </w:r>
+    </w:p>
+    <w:p>
+      <w:r>
+        <w:t>{</w:t>
+      </w:r>
+    </w:p>
+    <w:p>
+      <w:r>
+        <w:t xml:space="preserve">    // Method 1 - Normal with 10 sec delay</w:t>
+      </w:r>
+    </w:p>
+    <w:p>
+      <w:r>
+        <w:t xml:space="preserve">    static void Method1()</w:t>
+      </w:r>
+    </w:p>
+    <w:p>
+      <w:r>
+        <w:t xml:space="preserve">    {</w:t>
+      </w:r>
+    </w:p>
+    <w:p>
+      <w:r>
+        <w:t xml:space="preserve">        Thread.Sleep(10000);</w:t>
+      </w:r>
+    </w:p>
+    <w:p>
+      <w:r>
+        <w:t xml:space="preserve">        Console.WriteLine("Method 1 completed.");</w:t>
+      </w:r>
+    </w:p>
+    <w:p>
+      <w:r>
+        <w:t xml:space="preserve">    }</w:t>
+      </w:r>
+    </w:p>
+    <w:p/>
+    <w:p>
+      <w:r>
+        <w:t xml:space="preserve">    // Method 2 - Asynchronous with 10 sec delay</w:t>
+      </w:r>
+    </w:p>
+    <w:p>
+      <w:r>
+        <w:t xml:space="preserve">    static async Task Method2Async()</w:t>
+      </w:r>
+    </w:p>
+    <w:p>
+      <w:r>
+        <w:t xml:space="preserve">    {</w:t>
+      </w:r>
+    </w:p>
+    <w:p>
+      <w:r>
+        <w:t xml:space="preserve">        await Task.Delay(10000);</w:t>
+      </w:r>
+    </w:p>
+    <w:p>
+      <w:r>
+        <w:t xml:space="preserve">        Console.WriteLine("Method 2 completed.");</w:t>
+      </w:r>
+    </w:p>
+    <w:p>
+      <w:r>
+        <w:lastRenderedPageBreak/>
+        <w:t xml:space="preserve">    }</w:t>
+      </w:r>
+    </w:p>
+    <w:p/>
+    <w:p>
+      <w:r>
+        <w:t xml:space="preserve">    // Method 3 - No delay</w:t>
+      </w:r>
+    </w:p>
+    <w:p>
+      <w:r>
+        <w:t xml:space="preserve">    static void Method3()</w:t>
+      </w:r>
+    </w:p>
+    <w:p>
+      <w:r>
+        <w:t xml:space="preserve">    {</w:t>
+      </w:r>
+    </w:p>
+    <w:p>
+      <w:r>
+        <w:t xml:space="preserve">        Console.WriteLine("Method 3 completed.");</w:t>
+      </w:r>
+    </w:p>
+    <w:p>
+      <w:r>
+        <w:t xml:space="preserve">    }</w:t>
+      </w:r>
+    </w:p>
+    <w:p/>
+    <w:p>
+      <w:r>
+        <w:t xml:space="preserve">    // Main method</w:t>
+      </w:r>
+    </w:p>
+    <w:p>
+      <w:r>
+        <w:t xml:space="preserve">    static async Task Main()</w:t>
+      </w:r>
+    </w:p>
+    <w:p>
+      <w:r>
+        <w:t xml:space="preserve">    {</w:t>
+      </w:r>
+    </w:p>
+    <w:p>
+      <w:r>
+        <w:t xml:space="preserve">        Method1();</w:t>
+      </w:r>
+    </w:p>
+    <w:p>
+      <w:r>
+        <w:t xml:space="preserve">        await Method2Async();</w:t>
+      </w:r>
+    </w:p>
+    <w:p>
+      <w:r>
+        <w:t xml:space="preserve">        Method3();</w:t>
+      </w:r>
+    </w:p>
+    <w:p/>
+    <w:p>
+      <w:r>
+        <w:t xml:space="preserve">        Console.WriteLine("All methods completed!");</w:t>
+      </w:r>
+    </w:p>
+    <w:p>
+      <w:r>
+        <w:t xml:space="preserve">    }</w:t>
+      </w:r>
+    </w:p>
+    <w:p>
+      <w:r>
+        <w:t>}</w:t>
+      </w:r>
+    </w:p>
+    <w:p/>
+    <w:p/>
+    <w:p/>
+    <w:p>
+      <w:r>
+        <w:t>What is output?</w:t>
+      </w:r>
+    </w:p>
+    <w:p>
+      <w:r>
+        <w:t xml:space="preserve">[08-10-2025 13:19] Muhammad Maula CNX: Altimetric </w:t>
+      </w:r>
+    </w:p>
+    <w:p/>
+    <w:p>
+      <w:r>
+        <w:t>1.Here are the solution steps to support both XML and JSON responses from the same endpoint in .NET Core.</w:t>
+      </w:r>
+    </w:p>
+    <w:p/>
+    <w:p/>
+    <w:p>
+      <w:r>
+        <w:lastRenderedPageBreak/>
+        <w:t>---</w:t>
+      </w:r>
+    </w:p>
+    <w:p/>
+    <w:p>
+      <w:r>
+        <w:rPr>
+          <w:rFonts w:ascii="Segoe UI Emoji" w:hAnsi="Segoe UI Emoji" w:cs="Segoe UI Emoji"/>
+        </w:rPr>
+        <w:t>✅</w:t>
+      </w:r>
+      <w:r>
+        <w:t xml:space="preserve"> Solution Steps</w:t>
+      </w:r>
+    </w:p>
+    <w:p/>
+    <w:p>
+      <w:r>
+        <w:rPr>
+          <w:rFonts w:ascii="Segoe UI Emoji" w:hAnsi="Segoe UI Emoji" w:cs="Segoe UI Emoji"/>
+        </w:rPr>
+        <w:t>🧩</w:t>
+      </w:r>
+      <w:r>
+        <w:t xml:space="preserve"> Scenario</w:t>
+      </w:r>
+    </w:p>
+    <w:p/>
+    <w:p>
+      <w:r>
+        <w:t>You have one API endpoint (e.g., /api/products),</w:t>
+      </w:r>
+    </w:p>
+    <w:p>
+      <w:r>
+        <w:t>and two clients:</w:t>
+      </w:r>
+    </w:p>
+    <w:p/>
+    <w:p>
+      <w:r>
+        <w:t>Client A → needs JSON</w:t>
+      </w:r>
+    </w:p>
+    <w:p/>
+    <w:p>
+      <w:r>
+        <w:t>Client B → needs XML</w:t>
+      </w:r>
+    </w:p>
+    <w:p/>
+    <w:p/>
+    <w:p>
+      <w:r>
+        <w:t>You don’t want to create two separate endpoints.</w:t>
+      </w:r>
+    </w:p>
+    <w:p/>
+    <w:p/>
+    <w:p>
+      <w:r>
+        <w:t>---</w:t>
+      </w:r>
+    </w:p>
+    <w:p/>
+    <w:p>
+      <w:r>
+        <w:rPr>
+          <w:rFonts w:ascii="Segoe UI Symbol" w:hAnsi="Segoe UI Symbol" w:cs="Segoe UI Symbol"/>
+        </w:rPr>
+        <w:t>⚙</w:t>
+      </w:r>
+      <w:r>
+        <w:t xml:space="preserve"> Implementation Steps</w:t>
+      </w:r>
+    </w:p>
+    <w:p/>
+    <w:p>
+      <w:r>
+        <w:t>Step 1️</w:t>
+      </w:r>
+      <w:r>
+        <w:rPr>
+          <w:rFonts w:ascii="Segoe UI Symbol" w:hAnsi="Segoe UI Symbol" w:cs="Segoe UI Symbol"/>
+        </w:rPr>
+        <w:t>⃣</w:t>
+      </w:r>
+      <w:r>
+        <w:t xml:space="preserve"> — Add XML Formatter</w:t>
+      </w:r>
+    </w:p>
+    <w:p/>
+    <w:p>
+      <w:r>
+        <w:t>In your Program.cs, add XML support in addition to JSON.</w:t>
+      </w:r>
+    </w:p>
+    <w:p/>
+    <w:p>
+      <w:r>
+        <w:t>var builder = WebApplication.CreateBuilder(args);</w:t>
+      </w:r>
+    </w:p>
+    <w:p/>
+    <w:p>
+      <w:r>
+        <w:t>// Add controller services + XML formatter</w:t>
+      </w:r>
+    </w:p>
+    <w:p>
+      <w:r>
+        <w:lastRenderedPageBreak/>
+        <w:t>builder.Services.AddControllers()</w:t>
+      </w:r>
+    </w:p>
+    <w:p>
+      <w:r>
+        <w:t xml:space="preserve">    .AddXmlSerializerFormatters(); // </w:t>
+      </w:r>
+      <w:r>
+        <w:rPr>
+          <w:rFonts w:ascii="Segoe UI Emoji" w:hAnsi="Segoe UI Emoji" w:cs="Segoe UI Emoji"/>
+        </w:rPr>
+        <w:t>👈</w:t>
+      </w:r>
+      <w:r>
+        <w:t xml:space="preserve"> Adds XML response support</w:t>
+      </w:r>
+    </w:p>
+    <w:p/>
+    <w:p>
+      <w:r>
+        <w:t>var app = builder.Build();</w:t>
+      </w:r>
+    </w:p>
+    <w:p/>
+    <w:p>
+      <w:r>
+        <w:t>app.MapControllers();</w:t>
+      </w:r>
+    </w:p>
+    <w:p/>
+    <w:p>
+      <w:r>
+        <w:t>app.Run();</w:t>
+      </w:r>
+    </w:p>
+    <w:p/>
+    <w:p>
+      <w:r>
+        <w:t xml:space="preserve">&gt; </w:t>
+      </w:r>
+      <w:r>
+        <w:rPr>
+          <w:rFonts w:ascii="Segoe UI Emoji" w:hAnsi="Segoe UI Emoji" w:cs="Segoe UI Emoji"/>
+        </w:rPr>
+        <w:t>🧠</w:t>
+      </w:r>
+      <w:r>
+        <w:t xml:space="preserve"> JSON formatter is added automatically by ASP.NET Core.</w:t>
+      </w:r>
+    </w:p>
+    <w:p>
+      <w:r>
+        <w:t>Adding XML formatter allows automatic content negotiation.</w:t>
+      </w:r>
+    </w:p>
+    <w:p/>
+    <w:p/>
+    <w:p/>
+    <w:p/>
+    <w:p>
+      <w:r>
+        <w:t>---</w:t>
+      </w:r>
+    </w:p>
+    <w:p/>
+    <w:p>
+      <w:r>
+        <w:t>Step 2️</w:t>
+      </w:r>
+      <w:r>
+        <w:rPr>
+          <w:rFonts w:ascii="Segoe UI Symbol" w:hAnsi="Segoe UI Symbol" w:cs="Segoe UI Symbol"/>
+        </w:rPr>
+        <w:t>⃣</w:t>
+      </w:r>
+      <w:r>
+        <w:t xml:space="preserve"> — Create a Controller</w:t>
+      </w:r>
+    </w:p>
+    <w:p/>
+    <w:p>
+      <w:r>
+        <w:t>Example: ProductsController.cs</w:t>
+      </w:r>
+    </w:p>
+    <w:p/>
+    <w:p>
+      <w:r>
+        <w:t>[ApiController]</w:t>
+      </w:r>
+    </w:p>
+    <w:p>
+      <w:r>
+        <w:t>[Route("api/[controller]")]</w:t>
+      </w:r>
+    </w:p>
+    <w:p>
+      <w:r>
+        <w:t>public class ProductsController : ControllerBase</w:t>
+      </w:r>
+    </w:p>
+    <w:p>
+      <w:r>
+        <w:t>{</w:t>
+      </w:r>
+    </w:p>
+    <w:p>
+      <w:r>
+        <w:t xml:space="preserve">    [HttpGet]</w:t>
+      </w:r>
+    </w:p>
+    <w:p>
+      <w:r>
+        <w:t xml:space="preserve">    public IActionResult Get()</w:t>
+      </w:r>
+    </w:p>
+    <w:p>
+      <w:r>
+        <w:t xml:space="preserve">    {</w:t>
+      </w:r>
+    </w:p>
+    <w:p>
+      <w:r>
+        <w:lastRenderedPageBreak/>
+        <w:t xml:space="preserve">        var products = new[]</w:t>
+      </w:r>
+    </w:p>
+    <w:p>
+      <w:r>
+        <w:t xml:space="preserve">        {</w:t>
+      </w:r>
+    </w:p>
+    <w:p>
+      <w:r>
+        <w:t xml:space="preserve">            new { Id = 1, Name = "Laptop" },</w:t>
+      </w:r>
+    </w:p>
+    <w:p>
+      <w:r>
+        <w:t xml:space="preserve">            new { Id = 2, Name = "Phone" }</w:t>
+      </w:r>
+    </w:p>
+    <w:p>
+      <w:r>
+        <w:t xml:space="preserve">        };</w:t>
+      </w:r>
+    </w:p>
+    <w:p/>
+    <w:p>
+      <w:r>
+        <w:t xml:space="preserve">        // </w:t>
+      </w:r>
+      <w:r>
+        <w:rPr>
+          <w:rFonts w:ascii="Segoe UI Emoji" w:hAnsi="Segoe UI Emoji" w:cs="Segoe UI Emoji"/>
+        </w:rPr>
+        <w:t>✅</w:t>
+      </w:r>
+      <w:r>
+        <w:t xml:space="preserve"> Return same data </w:t>
+      </w:r>
+      <w:r>
+        <w:rPr>
+          <w:rFonts w:ascii="Aptos" w:hAnsi="Aptos" w:cs="Aptos"/>
+        </w:rPr>
+        <w:t>—</w:t>
+      </w:r>
+      <w:r>
+        <w:t xml:space="preserve"> format decided automatically</w:t>
+      </w:r>
+    </w:p>
+    <w:p>
+      <w:r>
+        <w:t xml:space="preserve">        return Ok(products);</w:t>
+      </w:r>
+    </w:p>
+    <w:p>
+      <w:r>
+        <w:t xml:space="preserve">    }</w:t>
+      </w:r>
+    </w:p>
+    <w:p>
+      <w:r>
+        <w:t>}</w:t>
+      </w:r>
+    </w:p>
+    <w:p/>
+    <w:p/>
+    <w:p>
+      <w:r>
+        <w:t>---</w:t>
+      </w:r>
+    </w:p>
+    <w:p/>
+    <w:p>
+      <w:r>
+        <w:t>Step 3️</w:t>
+      </w:r>
+      <w:r>
+        <w:rPr>
+          <w:rFonts w:ascii="Segoe UI Symbol" w:hAnsi="Segoe UI Symbol" w:cs="Segoe UI Symbol"/>
+        </w:rPr>
+        <w:t>⃣</w:t>
+      </w:r>
+      <w:r>
+        <w:t xml:space="preserve"> — Test the API</w:t>
+      </w:r>
+    </w:p>
+    <w:p/>
+    <w:p>
+      <w:r>
+        <w:rPr>
+          <w:rFonts w:ascii="Segoe UI Emoji" w:hAnsi="Segoe UI Emoji" w:cs="Segoe UI Emoji"/>
+        </w:rPr>
+        <w:t>🧪</w:t>
+      </w:r>
+      <w:r>
+        <w:t xml:space="preserve"> JSON Client</w:t>
+      </w:r>
+    </w:p>
+    <w:p/>
+    <w:p>
+      <w:r>
+        <w:t>curl -H "Accept: application/json" https://localhost:5001/api/products</w:t>
+      </w:r>
+    </w:p>
+    <w:p/>
+    <w:p>
+      <w:r>
+        <w:t>Response:</w:t>
+      </w:r>
+    </w:p>
+    <w:p/>
+    <w:p>
+      <w:r>
+        <w:t>[</w:t>
+      </w:r>
+    </w:p>
+    <w:p>
+      <w:r>
+        <w:t xml:space="preserve">  { "Id": 1, "Name": "Laptop" },</w:t>
+      </w:r>
+    </w:p>
+    <w:p>
+      <w:r>
+        <w:t xml:space="preserve">  { "Id": 2, "Name": "Phone" }</w:t>
+      </w:r>
+    </w:p>
+    <w:p>
+      <w:r>
+        <w:t>]</w:t>
+      </w:r>
+    </w:p>
+    <w:p/>
+    <w:p>
+      <w:r>
+        <w:rPr>
+          <w:rFonts w:ascii="Segoe UI Emoji" w:hAnsi="Segoe UI Emoji" w:cs="Segoe UI Emoji"/>
+        </w:rPr>
+        <w:t>🧪</w:t>
+      </w:r>
+      <w:r>
+        <w:t xml:space="preserve"> XML Client</w:t>
+      </w:r>
+    </w:p>
+    <w:p/>
+    <w:p>
+      <w:r>
+        <w:t>curl -H "Accept: application/xml" https://localhost:5001/api/products</w:t>
+      </w:r>
+    </w:p>
+    <w:p/>
+    <w:p>
+      <w:r>
+        <w:t>Response:</w:t>
+      </w:r>
+    </w:p>
+    <w:p/>
+    <w:p>
+      <w:r>
+        <w:t>&lt;ArrayOfAnonymousType&gt;</w:t>
+      </w:r>
+    </w:p>
+    <w:p>
+      <w:r>
+        <w:t xml:space="preserve">  &lt;AnonymousType&gt;</w:t>
+      </w:r>
+    </w:p>
+    <w:p>
+      <w:r>
+        <w:t xml:space="preserve">    &lt;Id&gt;1&lt;/Id&gt;</w:t>
+      </w:r>
+    </w:p>
+    <w:p>
+      <w:r>
+        <w:t xml:space="preserve">    &lt;Name&gt;Laptop&lt;/Name&gt;</w:t>
+      </w:r>
+    </w:p>
+    <w:p>
+      <w:r>
+        <w:t xml:space="preserve">  &lt;/AnonymousType&gt;</w:t>
+      </w:r>
+    </w:p>
+    <w:p>
+      <w:r>
+        <w:t xml:space="preserve">  &lt;AnonymousType&gt;</w:t>
+      </w:r>
+    </w:p>
+    <w:p>
+      <w:r>
+        <w:t xml:space="preserve">    &lt;Id&gt;2&lt;/Id&gt;</w:t>
+      </w:r>
+    </w:p>
+    <w:p>
+      <w:r>
+        <w:t xml:space="preserve">    &lt;Name&gt;Phone&lt;/Name&gt;</w:t>
+      </w:r>
+    </w:p>
+    <w:p>
+      <w:r>
+        <w:t xml:space="preserve">  &lt;/AnonymousType&gt;</w:t>
+      </w:r>
+    </w:p>
+    <w:p>
+      <w:r>
+        <w:t>&lt;/ArrayOfAnonymousType&gt;</w:t>
+      </w:r>
+    </w:p>
+    <w:p/>
+    <w:p/>
+    <w:p>
+      <w:r>
+        <w:t>---</w:t>
+      </w:r>
+    </w:p>
+    <w:p/>
+    <w:p>
+      <w:r>
+        <w:t>Step 4️</w:t>
+      </w:r>
+      <w:r>
+        <w:rPr>
+          <w:rFonts w:ascii="Segoe UI Symbol" w:hAnsi="Segoe UI Symbol" w:cs="Segoe UI Symbol"/>
+        </w:rPr>
+        <w:t>⃣</w:t>
+      </w:r>
+      <w:r>
+        <w:t xml:space="preserve"> — Optional (Cleaner XML Output)</w:t>
+      </w:r>
+    </w:p>
+    <w:p/>
+    <w:p>
+      <w:r>
+        <w:t>If you want pretty XML element names, use a model class with [DataContract] and [DataMember]:</w:t>
+      </w:r>
+    </w:p>
+    <w:p/>
+    <w:p>
+      <w:r>
+        <w:t>[DataContract(Name = "Product")]</w:t>
+      </w:r>
+    </w:p>
+    <w:p>
+      <w:r>
+        <w:t>public class Product</w:t>
+      </w:r>
+    </w:p>
+    <w:p>
+      <w:r>
+        <w:t>{</w:t>
+      </w:r>
+    </w:p>
+    <w:p>
+      <w:r>
+        <w:t xml:space="preserve">    [DataMember(Order = 1)]</w:t>
+      </w:r>
+    </w:p>
+    <w:p>
+      <w:r>
+        <w:lastRenderedPageBreak/>
+        <w:t xml:space="preserve">    public int Id { get; set; }</w:t>
+      </w:r>
+    </w:p>
+    <w:p/>
+    <w:p>
+      <w:r>
+        <w:t xml:space="preserve">    [DataMember(Order = 2)]</w:t>
+      </w:r>
+    </w:p>
+    <w:p>
+      <w:r>
+        <w:t xml:space="preserve">    public string Name { get; set; }</w:t>
+      </w:r>
+    </w:p>
+    <w:p>
+      <w:r>
+        <w:t>}</w:t>
+      </w:r>
+    </w:p>
+    <w:p/>
+    <w:p>
+      <w:r>
+        <w:t>Then in your controller:</w:t>
+      </w:r>
+    </w:p>
+    <w:p/>
+    <w:p>
+      <w:r>
+        <w:t>[HttpGet]</w:t>
+      </w:r>
+    </w:p>
+    <w:p>
+      <w:r>
+        <w:t>public IActionResult Get()</w:t>
+      </w:r>
+    </w:p>
+    <w:p>
+      <w:r>
+        <w:t>{</w:t>
+      </w:r>
+    </w:p>
+    <w:p>
+      <w:r>
+        <w:t xml:space="preserve">    var products = new List&lt;Product&gt;</w:t>
+      </w:r>
+    </w:p>
+    <w:p>
+      <w:r>
+        <w:t xml:space="preserve">    {</w:t>
+      </w:r>
+    </w:p>
+    <w:p>
+      <w:r>
+        <w:t xml:space="preserve">        new Product { Id = 1, Name = "Laptop" },</w:t>
+      </w:r>
+    </w:p>
+    <w:p>
+      <w:r>
+        <w:t xml:space="preserve">        new Product { Id = 2, Name = "Phone" }</w:t>
+      </w:r>
+    </w:p>
+    <w:p>
+      <w:r>
+        <w:t xml:space="preserve">    };</w:t>
+      </w:r>
+    </w:p>
+    <w:p>
+      <w:r>
+        <w:t xml:space="preserve">    return Ok(products);</w:t>
+      </w:r>
+    </w:p>
+    <w:p>
+      <w:r>
+        <w:t>}</w:t>
+      </w:r>
+    </w:p>
+    <w:p/>
+    <w:p/>
+    <w:p>
+      <w:r>
+        <w:t>---</w:t>
+      </w:r>
+    </w:p>
+    <w:p/>
+    <w:p>
+      <w:r>
+        <w:rPr>
+          <w:rFonts w:ascii="Segoe UI Emoji" w:hAnsi="Segoe UI Emoji" w:cs="Segoe UI Emoji"/>
+        </w:rPr>
+        <w:t>✅</w:t>
+      </w:r>
+      <w:r>
+        <w:t xml:space="preserve"> Final Summary Table</w:t>
+      </w:r>
+    </w:p>
+    <w:p/>
+    <w:p>
+      <w:r>
+        <w:t>Step</w:t>
+      </w:r>
+      <w:r>
+        <w:tab/>
+        <w:t>Description</w:t>
+      </w:r>
+    </w:p>
+    <w:p/>
+    <w:p>
+      <w:r>
+        <w:t>1</w:t>
+      </w:r>
+      <w:r>
+        <w:tab/>
+        <w:t>Add .AddXmlSerializerFormatters() in Program.cs</w:t>
+      </w:r>
+    </w:p>
+    <w:p>
+      <w:r>
+        <w:t>2</w:t>
+      </w:r>
+      <w:r>
+        <w:tab/>
+        <w:t>Return data from one endpoint using return Ok(object)</w:t>
+      </w:r>
+    </w:p>
+    <w:p>
+      <w:r>
+        <w:lastRenderedPageBreak/>
+        <w:t>3</w:t>
+      </w:r>
+      <w:r>
+        <w:tab/>
+        <w:t>Clients send Accept header (application/json or application/xml)</w:t>
+      </w:r>
+    </w:p>
+    <w:p>
+      <w:r>
+        <w:t>4</w:t>
+      </w:r>
+      <w:r>
+        <w:tab/>
+        <w:t>ASP.NET Core automatically sends data in requested format</w:t>
+      </w:r>
+    </w:p>
+    <w:p>
+      <w:r>
+        <w:t>5</w:t>
+      </w:r>
+      <w:r>
+        <w:tab/>
+        <w:t>(Optional) Use DataContract for cleaner XML element names</w:t>
+      </w:r>
+    </w:p>
+    <w:p/>
+    <w:p>
+      <w:r>
+        <w:t>2.input-helloworld</w:t>
+      </w:r>
+    </w:p>
+    <w:p>
+      <w:r>
+        <w:t>Output -</w:t>
+      </w:r>
+    </w:p>
+    <w:p/>
+    <w:p>
+      <w:r>
+        <w:t>Lll-3</w:t>
+      </w:r>
+    </w:p>
+    <w:p>
+      <w:r>
+        <w:t>O-2</w:t>
+      </w:r>
+    </w:p>
+    <w:p/>
+    <w:p>
+      <w:r>
+        <w:t>Deprecated in .net core?</w:t>
+      </w:r>
+    </w:p>
+    <w:p/>
+    <w:p>
+      <w:r>
+        <w:t>How to implement Web api version?</w:t>
+      </w:r>
+    </w:p>
+    <w:p/>
+    <w:p>
+      <w:r>
+        <w:t>How to implement state management in .net core?</w:t>
+      </w:r>
+    </w:p>
+    <w:p/>
+    <w:p>
+      <w:r>
+        <w:t>Custom middleware?</w:t>
+      </w:r>
+    </w:p>
+    <w:p/>
+    <w:p>
+      <w:r>
+        <w:t>Explain design patterns?</w:t>
+      </w:r>
+    </w:p>
+    <w:p/>
+    <w:p>
+      <w:r>
+        <w:t>Rest api principles?</w:t>
+      </w:r>
+    </w:p>
+    <w:p/>
+    <w:p>
+      <w:r>
+        <w:t>How to implement testcase?</w:t>
+      </w:r>
+    </w:p>
+    <w:p/>
+    <w:p>
+      <w:r>
+        <w:t>Test case for private method?</w:t>
+      </w:r>
+    </w:p>
+    <w:p/>
+    <w:p>
+      <w:r>
+        <w:t>Angular application performance?</w:t>
+      </w:r>
+    </w:p>
+    <w:p/>
+    <w:p>
+      <w:r>
+        <w:lastRenderedPageBreak/>
+        <w:t>Asnotacking?</w:t>
+      </w:r>
+    </w:p>
+    <w:p/>
+    <w:p>
+      <w:r>
+        <w:t>Ef vs ef core?</w:t>
+      </w:r>
+    </w:p>
+    <w:p/>
+    <w:p>
+      <w:r>
+        <w:t>Acid?</w:t>
+      </w:r>
+    </w:p>
+    <w:p/>
+    <w:p>
+      <w:r>
+        <w:t>Deadlock?</w:t>
+      </w:r>
+    </w:p>
+    <w:p/>
+    <w:p>
+      <w:r>
+        <w:t>Cte?</w:t>
+      </w:r>
+    </w:p>
+    <w:p/>
+    <w:p>
+      <w:r>
+        <w:t>Static class?</w:t>
+      </w:r>
+    </w:p>
+    <w:p/>
+    <w:p>
+      <w:r>
+        <w:t>Implement of extension class?</w:t>
+      </w:r>
+    </w:p>
+    <w:p/>
+    <w:p>
+      <w:r>
+        <w:t>Generic class?</w:t>
+      </w:r>
+    </w:p>
+    <w:p/>
+    <w:p>
+      <w:r>
+        <w:t>Aot vs jit compiler in angular?</w:t>
+      </w:r>
+    </w:p>
+    <w:p/>
+    <w:p>
+      <w:r>
+        <w:t>Interceptor?</w:t>
+      </w:r>
+    </w:p>
+    <w:p/>
+    <w:p>
+      <w:r>
+        <w:t>How to implement refresh token?</w:t>
+      </w:r>
+    </w:p>
+    <w:p/>
+    <w:p>
+      <w:r>
+        <w:t>Singleton implementation?</w:t>
+      </w:r>
+    </w:p>
+    <w:p/>
+    <w:p>
+      <w:r>
+        <w:t>Add table ,columns when database approach?</w:t>
+      </w:r>
+    </w:p>
+    <w:p>
+      <w:r>
+        <w:t>[08-10-2025 14:05] Muhammad Maula CNX: State management in . Angular</w:t>
+      </w:r>
+    </w:p>
+    <w:p>
+      <w:r>
+        <w:t xml:space="preserve">[08-10-2025 18:58] Muhammad Maula CNX: Accion Labs company </w:t>
+      </w:r>
+    </w:p>
+    <w:p/>
+    <w:p>
+      <w:r>
+        <w:lastRenderedPageBreak/>
+        <w:t>Function vs sp</w:t>
+      </w:r>
+    </w:p>
+    <w:p/>
+    <w:p>
+      <w:r>
+        <w:t>Achive security in sql</w:t>
+      </w:r>
+    </w:p>
+    <w:p/>
+    <w:p>
+      <w:r>
+        <w:t>View benefits?</w:t>
+      </w:r>
+    </w:p>
+    <w:p/>
+    <w:p>
+      <w:r>
+        <w:t>Encapsulation vs abstraction implementation?</w:t>
+      </w:r>
+    </w:p>
+    <w:p/>
+    <w:p>
+      <w:r>
+        <w:t>Dependecy injection?</w:t>
+      </w:r>
+    </w:p>
+    <w:p/>
+    <w:p>
+      <w:r>
+        <w:t>Repository pattern code?</w:t>
+      </w:r>
+    </w:p>
+    <w:p/>
+    <w:p/>
+    <w:p>
+      <w:r>
+        <w:t>simple LINQ (method syntax) query to get the 5th highest salary from each department:</w:t>
+      </w:r>
+    </w:p>
+    <w:p/>
+    <w:p>
+      <w:r>
+        <w:t>var result = employees</w:t>
+      </w:r>
+    </w:p>
+    <w:p>
+      <w:r>
+        <w:t xml:space="preserve">    .GroupBy(e =&gt; e.Department)</w:t>
+      </w:r>
+    </w:p>
+    <w:p>
+      <w:r>
+        <w:t xml:space="preserve">    .Select(g =&gt; new</w:t>
+      </w:r>
+    </w:p>
+    <w:p>
+      <w:r>
+        <w:t xml:space="preserve">    {</w:t>
+      </w:r>
+    </w:p>
+    <w:p>
+      <w:r>
+        <w:t xml:space="preserve">        Department = g.Key,</w:t>
+      </w:r>
+    </w:p>
+    <w:p>
+      <w:r>
+        <w:t xml:space="preserve">        FifthSalary = g.OrderByDescending(e =&gt; e.Salary)</w:t>
+      </w:r>
+    </w:p>
+    <w:p>
+      <w:r>
+        <w:t xml:space="preserve">                       .Skip(4)</w:t>
+      </w:r>
+    </w:p>
+    <w:p>
+      <w:r>
+        <w:t xml:space="preserve">                       .FirstOrDefault()</w:t>
+      </w:r>
+    </w:p>
+    <w:p>
+      <w:r>
+        <w:t xml:space="preserve">    });</w:t>
+      </w:r>
+    </w:p>
+    <w:p>
+      <w:r>
+        <w:t>[08-10-2025 19:51] Muhammad Maula CNX: steps for migration from angulat 12 to current version?</w:t>
+      </w:r>
+    </w:p>
+    <w:p>
+      <w:r>
+        <w:t>[08-10-2025 21:14] Muhammad Maula CNX: Kestrel server?</w:t>
+      </w:r>
+    </w:p>
+    <w:p>
+      <w:r>
+        <w:t>[09-10-2025 10:19] Muhammad Maula CNX: Parallelism and concurrency</w:t>
+      </w:r>
+    </w:p>
+    <w:p>
+      <w:r>
+        <w:lastRenderedPageBreak/>
+        <w:t>Emphasis</w:t>
+      </w:r>
+    </w:p>
+    <w:p/>
+    <w:p/>
+    <w:p>
+      <w:r>
+        <w:t>using System;</w:t>
+      </w:r>
+    </w:p>
+    <w:p/>
+    <w:p>
+      <w:r>
+        <w:t>class Program</w:t>
+      </w:r>
+    </w:p>
+    <w:p>
+      <w:r>
+        <w:t>{</w:t>
+      </w:r>
+    </w:p>
+    <w:p>
+      <w:r>
+        <w:t xml:space="preserve">    static void Main()</w:t>
+      </w:r>
+    </w:p>
+    <w:p>
+      <w:r>
+        <w:t xml:space="preserve">    {</w:t>
+      </w:r>
+    </w:p>
+    <w:p>
+      <w:r>
+        <w:t xml:space="preserve">        string str = "temp";</w:t>
+      </w:r>
+    </w:p>
+    <w:p>
+      <w:r>
+        <w:t xml:space="preserve">        Permute(str, 0, str.Length - 1);</w:t>
+      </w:r>
+    </w:p>
+    <w:p>
+      <w:r>
+        <w:t xml:space="preserve">    }</w:t>
+      </w:r>
+    </w:p>
+    <w:p/>
+    <w:p>
+      <w:r>
+        <w:t xml:space="preserve">    static void Permute(string str, int l, int r)</w:t>
+      </w:r>
+    </w:p>
+    <w:p>
+      <w:r>
+        <w:t xml:space="preserve">    {</w:t>
+      </w:r>
+    </w:p>
+    <w:p>
+      <w:r>
+        <w:t xml:space="preserve">        if (l == r)</w:t>
+      </w:r>
+    </w:p>
+    <w:p>
+      <w:r>
+        <w:t xml:space="preserve">            Console.WriteLine(str);</w:t>
+      </w:r>
+    </w:p>
+    <w:p>
+      <w:r>
+        <w:t xml:space="preserve">        else</w:t>
+      </w:r>
+    </w:p>
+    <w:p>
+      <w:r>
+        <w:t xml:space="preserve">        {</w:t>
+      </w:r>
+    </w:p>
+    <w:p>
+      <w:r>
+        <w:t xml:space="preserve">            char[] arr = str.ToCharArray();</w:t>
+      </w:r>
+    </w:p>
+    <w:p>
+      <w:r>
+        <w:t xml:space="preserve">            for (int i = l; i &lt;= r; i++)</w:t>
+      </w:r>
+    </w:p>
+    <w:p>
+      <w:r>
+        <w:t xml:space="preserve">            {</w:t>
+      </w:r>
+    </w:p>
+    <w:p>
+      <w:r>
+        <w:t xml:space="preserve">                Swap(ref arr[l], ref arr[i]);</w:t>
+      </w:r>
+    </w:p>
+    <w:p>
+      <w:r>
+        <w:t xml:space="preserve">                Permute(new string(arr), l + 1, r);</w:t>
+      </w:r>
+    </w:p>
+    <w:p>
+      <w:r>
+        <w:t xml:space="preserve">                Swap(ref arr[l], ref arr[i]); // backtrack</w:t>
+      </w:r>
+    </w:p>
+    <w:p>
+      <w:r>
+        <w:t xml:space="preserve">            }</w:t>
+      </w:r>
+    </w:p>
+    <w:p>
+      <w:r>
+        <w:t xml:space="preserve">        }</w:t>
+      </w:r>
+    </w:p>
+    <w:p>
+      <w:r>
+        <w:t xml:space="preserve">    }</w:t>
+      </w:r>
+    </w:p>
+    <w:p/>
+    <w:p>
+      <w:r>
+        <w:t xml:space="preserve">    static void Swap(ref char a, ref char b)</w:t>
+      </w:r>
+    </w:p>
+    <w:p>
+      <w:r>
+        <w:t xml:space="preserve">    {</w:t>
+      </w:r>
+    </w:p>
+    <w:p>
+      <w:r>
+        <w:t xml:space="preserve">        char temp = a;</w:t>
+      </w:r>
+    </w:p>
+    <w:p>
+      <w:r>
+        <w:t xml:space="preserve">        a = b;</w:t>
+      </w:r>
+    </w:p>
+    <w:p>
+      <w:r>
+        <w:t xml:space="preserve">        b = temp;</w:t>
+      </w:r>
+    </w:p>
+    <w:p>
+      <w:r>
+        <w:t xml:space="preserve">    }</w:t>
+      </w:r>
+    </w:p>
+    <w:p>
+      <w:r>
+        <w:t>}</w:t>
+      </w:r>
+    </w:p>
+    <w:p/>
+    <w:p/>
+    <w:p>
+      <w:r>
+        <w:t>2.Write and read operation with file in c#</w:t>
+      </w:r>
+    </w:p>
+    <w:p>
+      <w:r>
+        <w:t>combibation of words from temp string in c#</w:t>
+      </w:r>
+    </w:p>
+    <w:p>
+      <w:r>
+        <w:t>combination of number from 123456</w:t>
+      </w:r>
+    </w:p>
+    <w:p/>
+    <w:p>
+      <w:r>
+        <w:t>using System;</w:t>
+      </w:r>
+    </w:p>
+    <w:p/>
+    <w:p>
+      <w:r>
+        <w:t>class Program</w:t>
+      </w:r>
+    </w:p>
+    <w:p>
+      <w:r>
+        <w:t>{</w:t>
+      </w:r>
+    </w:p>
+    <w:p>
+      <w:r>
+        <w:t xml:space="preserve">    static void Main()</w:t>
+      </w:r>
+    </w:p>
+    <w:p>
+      <w:r>
+        <w:t xml:space="preserve">    {</w:t>
+      </w:r>
+    </w:p>
+    <w:p>
+      <w:r>
+        <w:t xml:space="preserve">        int[] arr = { 1, 2, 3, 4, 5, 6 };</w:t>
+      </w:r>
+    </w:p>
+    <w:p>
+      <w:r>
+        <w:t xml:space="preserve">        int windowSize = 4;</w:t>
+      </w:r>
+    </w:p>
+    <w:p>
+      <w:r>
+        <w:t xml:space="preserve">        int n = arr.Length;</w:t>
+      </w:r>
+    </w:p>
+    <w:p/>
+    <w:p>
+      <w:r>
+        <w:t xml:space="preserve">        for (int i = 0; i &lt; n; i++)</w:t>
+      </w:r>
+    </w:p>
+    <w:p>
+      <w:r>
+        <w:t xml:space="preserve">        {</w:t>
+      </w:r>
+    </w:p>
+    <w:p>
+      <w:r>
+        <w:t xml:space="preserve">            for (int j = 0; j &lt; windowSize; j++)</w:t>
+      </w:r>
+    </w:p>
+    <w:p>
+      <w:r>
+        <w:t xml:space="preserve">            {</w:t>
+      </w:r>
+    </w:p>
+    <w:p>
+      <w:r>
+        <w:lastRenderedPageBreak/>
+        <w:t xml:space="preserve">                Console.Write(arr[(i + j) % n] + " ");</w:t>
+      </w:r>
+    </w:p>
+    <w:p>
+      <w:r>
+        <w:t xml:space="preserve">            }</w:t>
+      </w:r>
+    </w:p>
+    <w:p>
+      <w:r>
+        <w:t xml:space="preserve">            Console.WriteLine();</w:t>
+      </w:r>
+    </w:p>
+    <w:p>
+      <w:r>
+        <w:t xml:space="preserve">        }</w:t>
+      </w:r>
+    </w:p>
+    <w:p>
+      <w:r>
+        <w:t xml:space="preserve">    }</w:t>
+      </w:r>
+    </w:p>
+    <w:p>
+      <w:r>
+        <w:t>}</w:t>
+      </w:r>
+    </w:p>
+    <w:p/>
+    <w:p>
+      <w:r>
+        <w:t xml:space="preserve">[14-10-2025 17:22] Muhammad Maula CNX: Apexon </w:t>
+      </w:r>
+    </w:p>
+    <w:p/>
+    <w:p>
+      <w:r>
+        <w:t xml:space="preserve">1.Good question </w:t>
+      </w:r>
+      <w:r>
+        <w:rPr>
+          <w:rFonts w:ascii="Segoe UI Emoji" w:hAnsi="Segoe UI Emoji" w:cs="Segoe UI Emoji"/>
+        </w:rPr>
+        <w:t>👍</w:t>
+      </w:r>
+      <w:r>
+        <w:t xml:space="preserve"> — In Entity Framework Core (EF Core), when a migration fails (either while creating or applying it), you can check what went wrong in several ways depending on when and how the failure happened.</w:t>
+      </w:r>
+    </w:p>
+    <w:p/>
+    <w:p>
+      <w:r>
+        <w:t xml:space="preserve">Let’s go step-by-step </w:t>
+      </w:r>
+      <w:r>
+        <w:rPr>
+          <w:rFonts w:ascii="Segoe UI Emoji" w:hAnsi="Segoe UI Emoji" w:cs="Segoe UI Emoji"/>
+        </w:rPr>
+        <w:t>👇</w:t>
+      </w:r>
+    </w:p>
+    <w:p/>
+    <w:p/>
+    <w:p>
+      <w:r>
+        <w:t>---</w:t>
+      </w:r>
+    </w:p>
+    <w:p/>
+    <w:p>
+      <w:r>
+        <w:rPr>
+          <w:rFonts w:ascii="Segoe UI Emoji" w:hAnsi="Segoe UI Emoji" w:cs="Segoe UI Emoji"/>
+        </w:rPr>
+        <w:t>🧩</w:t>
+      </w:r>
+      <w:r>
+        <w:t xml:space="preserve"> 1. When Creating Migration (dotnet ef migrations add &lt;name&gt;)</w:t>
+      </w:r>
+    </w:p>
+    <w:p/>
+    <w:p>
+      <w:r>
+        <w:t>If the command itself fails:</w:t>
+      </w:r>
+    </w:p>
+    <w:p/>
+    <w:p>
+      <w:r>
+        <w:t>dotnet ef migrations add InitialCreate</w:t>
+      </w:r>
+    </w:p>
+    <w:p/>
+    <w:p>
+      <w:r>
+        <w:rPr>
+          <w:rFonts w:ascii="Segoe UI Emoji" w:hAnsi="Segoe UI Emoji" w:cs="Segoe UI Emoji"/>
+        </w:rPr>
+        <w:t>✅</w:t>
+      </w:r>
+      <w:r>
+        <w:t xml:space="preserve"> How to check what went wrong:</w:t>
+      </w:r>
+    </w:p>
+    <w:p/>
+    <w:p>
+      <w:r>
+        <w:t>1. Read the Console Error Output</w:t>
+      </w:r>
+    </w:p>
+    <w:p/>
+    <w:p>
+      <w:r>
+        <w:lastRenderedPageBreak/>
+        <w:t>EF Core shows detailed error messages (e.g., “Unable to determine the relationship between...”, “Cannot scaffold migration...”, etc.).</w:t>
+      </w:r>
+    </w:p>
+    <w:p/>
+    <w:p>
+      <w:r>
+        <w:t>These usually point to issues in your model — like invalid relationships, missing keys, or circular dependencies.</w:t>
+      </w:r>
+    </w:p>
+    <w:p/>
+    <w:p/>
+    <w:p/>
+    <w:p>
+      <w:r>
+        <w:t>2. Check the Migrations folder</w:t>
+      </w:r>
+    </w:p>
+    <w:p/>
+    <w:p>
+      <w:r>
+        <w:t>If a partial migration was created but failed mid-way, delete that incomplete migration file (usually .cs file in Migrations folder).</w:t>
+      </w:r>
+    </w:p>
+    <w:p/>
+    <w:p>
+      <w:r>
+        <w:t>Then run the command again.</w:t>
+      </w:r>
+    </w:p>
+    <w:p/>
+    <w:p/>
+    <w:p/>
+    <w:p>
+      <w:r>
+        <w:t>3. Enable Detailed Logs Run with verbose logging:</w:t>
+      </w:r>
+    </w:p>
+    <w:p/>
+    <w:p>
+      <w:r>
+        <w:t>dotnet ef migrations add InitialCreate --verbose</w:t>
+      </w:r>
+    </w:p>
+    <w:p/>
+    <w:p>
+      <w:r>
+        <w:t>This will show internal details (SQL, assembly loading, etc.).</w:t>
+      </w:r>
+    </w:p>
+    <w:p/>
+    <w:p/>
+    <w:p/>
+    <w:p/>
+    <w:p>
+      <w:r>
+        <w:t>---</w:t>
+      </w:r>
+    </w:p>
+    <w:p/>
+    <w:p>
+      <w:r>
+        <w:rPr>
+          <w:rFonts w:ascii="Segoe UI Emoji" w:hAnsi="Segoe UI Emoji" w:cs="Segoe UI Emoji"/>
+        </w:rPr>
+        <w:t>🧩</w:t>
+      </w:r>
+      <w:r>
+        <w:t xml:space="preserve"> 2. When Applying Migration (dotnet ef database update)</w:t>
+      </w:r>
+    </w:p>
+    <w:p/>
+    <w:p>
+      <w:r>
+        <w:t>If your migration fails during database update:</w:t>
+      </w:r>
+    </w:p>
+    <w:p/>
+    <w:p>
+      <w:r>
+        <w:t>dotnet ef database update</w:t>
+      </w:r>
+    </w:p>
+    <w:p/>
+    <w:p>
+      <w:r>
+        <w:rPr>
+          <w:rFonts w:ascii="Segoe UI Emoji" w:hAnsi="Segoe UI Emoji" w:cs="Segoe UI Emoji"/>
+        </w:rPr>
+        <w:t>✅</w:t>
+      </w:r>
+      <w:r>
+        <w:t xml:space="preserve"> Check These:</w:t>
+      </w:r>
+    </w:p>
+    <w:p/>
+    <w:p>
+      <w:r>
+        <w:t>1. Console Output</w:t>
+      </w:r>
+    </w:p>
+    <w:p/>
+    <w:p>
+      <w:r>
+        <w:t>EF will show the migration name and SQL commands being executed when it failed.</w:t>
+      </w:r>
+    </w:p>
+    <w:p/>
+    <w:p>
+      <w:r>
+        <w:t>Example:</w:t>
+      </w:r>
+    </w:p>
+    <w:p/>
+    <w:p>
+      <w:r>
+        <w:t>Applying migration '202510141200_AddUsersTable'</w:t>
+      </w:r>
+    </w:p>
+    <w:p>
+      <w:r>
+        <w:t>Failed executing DbCommand (100ms) [Parameters=[], CommandType='Text', CommandTimeout='30']</w:t>
+      </w:r>
+    </w:p>
+    <w:p>
+      <w:r>
+        <w:t>CREATE TABLE [Users] ...</w:t>
+      </w:r>
+    </w:p>
+    <w:p>
+      <w:r>
+        <w:t>SqlException: There is already an object named 'Users' in the database.</w:t>
+      </w:r>
+    </w:p>
+    <w:p/>
+    <w:p/>
+    <w:p/>
+    <w:p>
+      <w:r>
+        <w:t>2. Check the __EFMigrationsHistory table</w:t>
+      </w:r>
+    </w:p>
+    <w:p/>
+    <w:p>
+      <w:r>
+        <w:t>Open your database and run:</w:t>
+      </w:r>
+    </w:p>
+    <w:p/>
+    <w:p>
+      <w:r>
+        <w:t>SELECT * FROM __EFMigrationsHistory</w:t>
+      </w:r>
+    </w:p>
+    <w:p/>
+    <w:p>
+      <w:r>
+        <w:t>This shows which migrations were successfully applied.</w:t>
+      </w:r>
+    </w:p>
+    <w:p/>
+    <w:p>
+      <w:r>
+        <w:t>If the last migration you tried isn’t listed, it failed or was rolled back.</w:t>
+      </w:r>
+    </w:p>
+    <w:p/>
+    <w:p/>
+    <w:p/>
+    <w:p>
+      <w:r>
+        <w:t>3. Check Logs Programmatically (in code)</w:t>
+      </w:r>
+    </w:p>
+    <w:p/>
+    <w:p>
+      <w:r>
+        <w:t>If you’re running migrations from your app (not CLI), enable EF Core logging:</w:t>
+      </w:r>
+    </w:p>
+    <w:p/>
+    <w:p>
+      <w:r>
+        <w:t>optionsBuilder</w:t>
+      </w:r>
+    </w:p>
+    <w:p>
+      <w:r>
+        <w:t xml:space="preserve">    .UseSqlServer(connectionString)</w:t>
+      </w:r>
+    </w:p>
+    <w:p>
+      <w:r>
+        <w:t xml:space="preserve">    .LogTo(Console.WriteLine, LogLevel.Information);</w:t>
+      </w:r>
+    </w:p>
+    <w:p/>
+    <w:p>
+      <w:r>
+        <w:t>This will print EF migration SQL and errors in your console/log file.</w:t>
+      </w:r>
+    </w:p>
+    <w:p/>
+    <w:p/>
+    <w:p/>
+    <w:p/>
+    <w:p/>
+    <w:p>
+      <w:r>
+        <w:t>---</w:t>
+      </w:r>
+    </w:p>
+    <w:p/>
+    <w:p>
+      <w:r>
+        <w:rPr>
+          <w:rFonts w:ascii="Segoe UI Emoji" w:hAnsi="Segoe UI Emoji" w:cs="Segoe UI Emoji"/>
+        </w:rPr>
+        <w:t>🧩</w:t>
+      </w:r>
+      <w:r>
+        <w:t xml:space="preserve"> 3. Common Root Causes of Migration Failures</w:t>
+      </w:r>
+    </w:p>
+    <w:p/>
+    <w:p>
+      <w:r>
+        <w:t>Cause</w:t>
+      </w:r>
+      <w:r>
+        <w:tab/>
+        <w:t>Example</w:t>
+      </w:r>
+      <w:r>
+        <w:tab/>
+        <w:t>Fix</w:t>
+      </w:r>
+    </w:p>
+    <w:p/>
+    <w:p>
+      <w:r>
+        <w:t>Missing primary key</w:t>
+      </w:r>
+      <w:r>
+        <w:tab/>
+        <w:t>Entity has no key defined</w:t>
+      </w:r>
+      <w:r>
+        <w:tab/>
+        <w:t>Add [Key] or HasKey()</w:t>
+      </w:r>
+    </w:p>
+    <w:p>
+      <w:r>
+        <w:t>Duplicate table or column</w:t>
+      </w:r>
+      <w:r>
+        <w:tab/>
+        <w:t>“There is already an object named ...”</w:t>
+      </w:r>
+      <w:r>
+        <w:tab/>
+        <w:t>Rename or delete old table</w:t>
+      </w:r>
+    </w:p>
+    <w:p>
+      <w:r>
+        <w:lastRenderedPageBreak/>
+        <w:t>Wrong DB connection string</w:t>
+      </w:r>
+      <w:r>
+        <w:tab/>
+        <w:t>Migration applied to wrong DB</w:t>
+      </w:r>
+      <w:r>
+        <w:tab/>
+        <w:t>Verify connection string</w:t>
+      </w:r>
+    </w:p>
+    <w:p>
+      <w:r>
+        <w:t>Model snapshot mismatch</w:t>
+      </w:r>
+      <w:r>
+        <w:tab/>
+        <w:t>Error while comparing models</w:t>
+      </w:r>
+      <w:r>
+        <w:tab/>
+        <w:t>Delete last migration and re-add</w:t>
+      </w:r>
+    </w:p>
+    <w:p>
+      <w:r>
+        <w:t>Pending migration corruption</w:t>
+      </w:r>
+      <w:r>
+        <w:tab/>
+        <w:t>Partial files</w:t>
+      </w:r>
+      <w:r>
+        <w:tab/>
+        <w:t>Delete last migration file and rebuild</w:t>
+      </w:r>
+    </w:p>
+    <w:p/>
+    <w:p/>
+    <w:p/>
+    <w:p>
+      <w:r>
+        <w:t>---</w:t>
+      </w:r>
+    </w:p>
+    <w:p/>
+    <w:p>
+      <w:r>
+        <w:rPr>
+          <w:rFonts w:ascii="Segoe UI Emoji" w:hAnsi="Segoe UI Emoji" w:cs="Segoe UI Emoji"/>
+        </w:rPr>
+        <w:t>🧹</w:t>
+      </w:r>
+      <w:r>
+        <w:t xml:space="preserve"> 4. To Clean and Retry Safely</w:t>
+      </w:r>
+    </w:p>
+    <w:p/>
+    <w:p>
+      <w:r>
+        <w:t>If a migration got corrupted or failed halfway:</w:t>
+      </w:r>
+    </w:p>
+    <w:p/>
+    <w:p>
+      <w:r>
+        <w:t>dotnet ef migrations remove</w:t>
+      </w:r>
+    </w:p>
+    <w:p>
+      <w:r>
+        <w:t>dotnet ef migrations add FixedMigration</w:t>
+      </w:r>
+    </w:p>
+    <w:p>
+      <w:r>
+        <w:t>dotnet ef database update</w:t>
+      </w:r>
+    </w:p>
+    <w:p/>
+    <w:p>
+      <w:r>
+        <w:t>Or, if you want to start fresh:</w:t>
+      </w:r>
+    </w:p>
+    <w:p/>
+    <w:p>
+      <w:r>
+        <w:t>dotnet ef database drop</w:t>
+      </w:r>
+    </w:p>
+    <w:p>
+      <w:r>
+        <w:t>dotnet ef migrations remove</w:t>
+      </w:r>
+    </w:p>
+    <w:p>
+      <w:r>
+        <w:t>dotnet ef migrations add InitialCreate</w:t>
+      </w:r>
+    </w:p>
+    <w:p>
+      <w:r>
+        <w:t>dotnet ef database update</w:t>
+      </w:r>
+    </w:p>
+    <w:p/>
+    <w:p/>
+    <w:p>
+      <w:r>
+        <w:t>---</w:t>
+      </w:r>
+    </w:p>
+    <w:p/>
+    <w:p>
+      <w:r>
+        <w:rPr>
+          <w:rFonts w:ascii="Segoe UI Emoji" w:hAnsi="Segoe UI Emoji" w:cs="Segoe UI Emoji"/>
+        </w:rPr>
+        <w:lastRenderedPageBreak/>
+        <w:t>🧠</w:t>
+      </w:r>
+      <w:r>
+        <w:t xml:space="preserve"> Bonus Tip</w:t>
+      </w:r>
+    </w:p>
+    <w:p/>
+    <w:p>
+      <w:r>
+        <w:t>To list applied and pending migrations, use:</w:t>
+      </w:r>
+    </w:p>
+    <w:p/>
+    <w:p>
+      <w:r>
+        <w:t>dotnet ef migrations list</w:t>
+      </w:r>
+    </w:p>
+    <w:p>
+      <w:r>
+        <w:t>dotnet ef migrations script</w:t>
+      </w:r>
+    </w:p>
+    <w:p/>
+    <w:p>
+      <w:r>
+        <w:t>Or programmatically:</w:t>
+      </w:r>
+    </w:p>
+    <w:p/>
+    <w:p>
+      <w:r>
+        <w:t>var applied = context.Database.GetAppliedMigrations();</w:t>
+      </w:r>
+    </w:p>
+    <w:p>
+      <w:r>
+        <w:t>var pending = context.Database.GetPendingMigrations();</w:t>
+      </w:r>
+    </w:p>
+    <w:p/>
+    <w:p/>
+    <w:p>
+      <w:r>
+        <w:t>---</w:t>
+      </w:r>
+    </w:p>
+    <w:p/>
+    <w:p>
+      <w:r>
+        <w:t>Would you like me to show you a code snippet that checks pending or failed migrations automatically inside your C# program (for logging or startup checks)?</w:t>
+      </w:r>
+    </w:p>
+    <w:p/>
+    <w:p>
+      <w:r>
+        <w:t>3.multi tenace</w:t>
+      </w:r>
+    </w:p>
+    <w:p>
+      <w:r>
+        <w:t>[14-10-2025 17:25] Muhammad Maula CNX: Comman wealth bank</w:t>
+      </w:r>
+    </w:p>
+    <w:p/>
+    <w:p>
+      <w:r>
+        <w:t>Step-by-Step: Custom Middleware for URL Handling</w:t>
+      </w:r>
+    </w:p>
+    <w:p/>
+    <w:p>
+      <w:r>
+        <w:rPr>
+          <w:rFonts w:ascii="Segoe UI Emoji" w:hAnsi="Segoe UI Emoji" w:cs="Segoe UI Emoji"/>
+        </w:rPr>
+        <w:t>🧩</w:t>
+      </w:r>
+      <w:r>
+        <w:t xml:space="preserve"> 1. Create Middleware Class</w:t>
+      </w:r>
+    </w:p>
+    <w:p/>
+    <w:p>
+      <w:r>
+        <w:t>Here’s a simple example that checks the URL and performs actions accordingly.</w:t>
+      </w:r>
+    </w:p>
+    <w:p/>
+    <w:p>
+      <w:r>
+        <w:t>using Microsoft.AspNetCore.Http;</w:t>
+      </w:r>
+    </w:p>
+    <w:p>
+      <w:r>
+        <w:lastRenderedPageBreak/>
+        <w:t>using System.Threading.Tasks;</w:t>
+      </w:r>
+    </w:p>
+    <w:p/>
+    <w:p>
+      <w:r>
+        <w:t>public class UrlHandlerMiddleware</w:t>
+      </w:r>
+    </w:p>
+    <w:p>
+      <w:r>
+        <w:t>{</w:t>
+      </w:r>
+    </w:p>
+    <w:p>
+      <w:r>
+        <w:t xml:space="preserve">    private readonly RequestDelegate _next;</w:t>
+      </w:r>
+    </w:p>
+    <w:p/>
+    <w:p>
+      <w:r>
+        <w:t xml:space="preserve">    public UrlHandlerMiddleware(RequestDelegate next)</w:t>
+      </w:r>
+    </w:p>
+    <w:p>
+      <w:r>
+        <w:t xml:space="preserve">    {</w:t>
+      </w:r>
+    </w:p>
+    <w:p>
+      <w:r>
+        <w:t xml:space="preserve">        _next = next;</w:t>
+      </w:r>
+    </w:p>
+    <w:p>
+      <w:r>
+        <w:t xml:space="preserve">    }</w:t>
+      </w:r>
+    </w:p>
+    <w:p/>
+    <w:p>
+      <w:r>
+        <w:t xml:space="preserve">    public async Task InvokeAsync(HttpContext context)</w:t>
+      </w:r>
+    </w:p>
+    <w:p>
+      <w:r>
+        <w:t xml:space="preserve">    {</w:t>
+      </w:r>
+    </w:p>
+    <w:p>
+      <w:r>
+        <w:t xml:space="preserve">        var path = context.Request.Path.Value?.ToLower();</w:t>
+      </w:r>
+    </w:p>
+    <w:p/>
+    <w:p>
+      <w:r>
+        <w:t xml:space="preserve">        // Example 1: Block a specific URL</w:t>
+      </w:r>
+    </w:p>
+    <w:p>
+      <w:r>
+        <w:t xml:space="preserve">        if (path == "/blocked")</w:t>
+      </w:r>
+    </w:p>
+    <w:p>
+      <w:r>
+        <w:t xml:space="preserve">        {</w:t>
+      </w:r>
+    </w:p>
+    <w:p>
+      <w:r>
+        <w:t xml:space="preserve">            context.Response.StatusCode = StatusCodes.Status403Forbidden;</w:t>
+      </w:r>
+    </w:p>
+    <w:p>
+      <w:r>
+        <w:t xml:space="preserve">            await context.Response.WriteAsync("This page is blocked.");</w:t>
+      </w:r>
+    </w:p>
+    <w:p>
+      <w:r>
+        <w:t xml:space="preserve">            return;</w:t>
+      </w:r>
+    </w:p>
+    <w:p>
+      <w:r>
+        <w:t xml:space="preserve">        }</w:t>
+      </w:r>
+    </w:p>
+    <w:p/>
+    <w:p>
+      <w:r>
+        <w:t xml:space="preserve">        // Example 2: Redirect old URL to new one</w:t>
+      </w:r>
+    </w:p>
+    <w:p>
+      <w:r>
+        <w:t xml:space="preserve">        if (path == "/old-page")</w:t>
+      </w:r>
+    </w:p>
+    <w:p>
+      <w:r>
+        <w:t xml:space="preserve">        {</w:t>
+      </w:r>
+    </w:p>
+    <w:p>
+      <w:r>
+        <w:t xml:space="preserve">            context.Response.Redirect("/new-page");</w:t>
+      </w:r>
+    </w:p>
+    <w:p>
+      <w:r>
+        <w:t xml:space="preserve">            return;</w:t>
+      </w:r>
+    </w:p>
+    <w:p>
+      <w:r>
+        <w:lastRenderedPageBreak/>
+        <w:t xml:space="preserve">        }</w:t>
+      </w:r>
+    </w:p>
+    <w:p/>
+    <w:p>
+      <w:r>
+        <w:t xml:space="preserve">        // Example 3: Log all URLs</w:t>
+      </w:r>
+    </w:p>
+    <w:p>
+      <w:r>
+        <w:t xml:space="preserve">        Console.WriteLine($"Request URL: {context.Request.Path}");</w:t>
+      </w:r>
+    </w:p>
+    <w:p/>
+    <w:p>
+      <w:r>
+        <w:t xml:space="preserve">        // Continue to the next middleware</w:t>
+      </w:r>
+    </w:p>
+    <w:p>
+      <w:r>
+        <w:t xml:space="preserve">        await _next(context);</w:t>
+      </w:r>
+    </w:p>
+    <w:p>
+      <w:r>
+        <w:t xml:space="preserve">    }</w:t>
+      </w:r>
+    </w:p>
+    <w:p>
+      <w:r>
+        <w:t>}</w:t>
+      </w:r>
+    </w:p>
+    <w:p/>
+    <w:p/>
+    <w:p>
+      <w:r>
+        <w:t>2.Delegate</w:t>
+      </w:r>
+    </w:p>
+    <w:p/>
+    <w:p>
+      <w:r>
+        <w:t>3.extension method for struct</w:t>
+      </w:r>
+    </w:p>
+    <w:p/>
+    <w:p>
+      <w:r>
+        <w:t>[14-10-2025 17:25] Muhammad Maula CNX: Comman wealth bank</w:t>
+      </w:r>
+    </w:p>
+    <w:p/>
+    <w:p>
+      <w:r>
+        <w:t>Step-by-Step: Custom Middleware for URL Handling</w:t>
+      </w:r>
+    </w:p>
+    <w:p/>
+    <w:p>
+      <w:r>
+        <w:rPr>
+          <w:rFonts w:ascii="Segoe UI Emoji" w:hAnsi="Segoe UI Emoji" w:cs="Segoe UI Emoji"/>
+        </w:rPr>
+        <w:t>🧩</w:t>
+      </w:r>
+      <w:r>
+        <w:t xml:space="preserve"> 1. Create Middleware Class</w:t>
+      </w:r>
+    </w:p>
+    <w:p/>
+    <w:p>
+      <w:r>
+        <w:t>Here’s a simple example that checks the URL and performs actions accordingly.</w:t>
+      </w:r>
+    </w:p>
+    <w:p/>
+    <w:p>
+      <w:r>
+        <w:t>using Microsoft.AspNetCore.Http;</w:t>
+      </w:r>
+    </w:p>
+    <w:p>
+      <w:r>
+        <w:t>using System.Threading.Tasks;</w:t>
+      </w:r>
+    </w:p>
+    <w:p/>
+    <w:p>
+      <w:r>
+        <w:t>public class UrlHandlerMiddleware</w:t>
+      </w:r>
+    </w:p>
+    <w:p>
+      <w:r>
+        <w:t>{</w:t>
+      </w:r>
+    </w:p>
+    <w:p>
+      <w:r>
+        <w:lastRenderedPageBreak/>
+        <w:t xml:space="preserve">    private readonly RequestDelegate _next;</w:t>
+      </w:r>
+    </w:p>
+    <w:p/>
+    <w:p>
+      <w:r>
+        <w:t xml:space="preserve">    public UrlHandlerMiddleware(RequestDelegate next)</w:t>
+      </w:r>
+    </w:p>
+    <w:p>
+      <w:r>
+        <w:t xml:space="preserve">    {</w:t>
+      </w:r>
+    </w:p>
+    <w:p>
+      <w:r>
+        <w:t xml:space="preserve">        _next = next;</w:t>
+      </w:r>
+    </w:p>
+    <w:p>
+      <w:r>
+        <w:t xml:space="preserve">    }</w:t>
+      </w:r>
+    </w:p>
+    <w:p/>
+    <w:p>
+      <w:r>
+        <w:t xml:space="preserve">    public async Task InvokeAsync(HttpContext context)</w:t>
+      </w:r>
+    </w:p>
+    <w:p>
+      <w:r>
+        <w:t xml:space="preserve">    {</w:t>
+      </w:r>
+    </w:p>
+    <w:p>
+      <w:r>
+        <w:t xml:space="preserve">        var path = context.Request.Path.Value?.ToLower();</w:t>
+      </w:r>
+    </w:p>
+    <w:p/>
+    <w:p>
+      <w:r>
+        <w:t xml:space="preserve">        // Example 1: Block a specific URL</w:t>
+      </w:r>
+    </w:p>
+    <w:p>
+      <w:r>
+        <w:t xml:space="preserve">        if (path == "/blocked")</w:t>
+      </w:r>
+    </w:p>
+    <w:p>
+      <w:r>
+        <w:t xml:space="preserve">        {</w:t>
+      </w:r>
+    </w:p>
+    <w:p>
+      <w:r>
+        <w:t xml:space="preserve">            context.Response.StatusCode = StatusCodes.Status403Forbidden;</w:t>
+      </w:r>
+    </w:p>
+    <w:p>
+      <w:r>
+        <w:t xml:space="preserve">            await context.Response.WriteAsync("This page is blocked.");</w:t>
+      </w:r>
+    </w:p>
+    <w:p>
+      <w:r>
+        <w:t xml:space="preserve">            return;</w:t>
+      </w:r>
+    </w:p>
+    <w:p>
+      <w:r>
+        <w:t xml:space="preserve">        }</w:t>
+      </w:r>
+    </w:p>
+    <w:p/>
+    <w:p>
+      <w:r>
+        <w:t xml:space="preserve">        // Example 2: Redirect old URL to new one</w:t>
+      </w:r>
+    </w:p>
+    <w:p>
+      <w:r>
+        <w:t xml:space="preserve">        if (path == "/old-page")</w:t>
+      </w:r>
+    </w:p>
+    <w:p>
+      <w:r>
+        <w:t xml:space="preserve">        {</w:t>
+      </w:r>
+    </w:p>
+    <w:p>
+      <w:r>
+        <w:t xml:space="preserve">            context.Response.Redirect("/new-page");</w:t>
+      </w:r>
+    </w:p>
+    <w:p>
+      <w:r>
+        <w:t xml:space="preserve">            return;</w:t>
+      </w:r>
+    </w:p>
+    <w:p>
+      <w:r>
+        <w:t xml:space="preserve">        }</w:t>
+      </w:r>
+    </w:p>
+    <w:p/>
+    <w:p>
+      <w:r>
+        <w:t xml:space="preserve">        // Example 3: Log all URLs</w:t>
+      </w:r>
+    </w:p>
+    <w:p>
+      <w:r>
+        <w:t xml:space="preserve">        Console.WriteLine($"Request URL: {context.Request.Path}");</w:t>
+      </w:r>
+    </w:p>
+    <w:p/>
+    <w:p>
+      <w:r>
+        <w:t xml:space="preserve">        // Continue to the next middleware</w:t>
+      </w:r>
+    </w:p>
+    <w:p>
+      <w:r>
+        <w:t xml:space="preserve">        await _next(context);</w:t>
+      </w:r>
+    </w:p>
+    <w:p>
+      <w:r>
+        <w:t xml:space="preserve">    }</w:t>
+      </w:r>
+    </w:p>
+    <w:p>
+      <w:r>
+        <w:t>}</w:t>
+      </w:r>
+    </w:p>
+    <w:p/>
+    <w:p/>
+    <w:p>
+      <w:r>
+        <w:t>2.Delegate</w:t>
+      </w:r>
+    </w:p>
+    <w:p/>
+    <w:p>
+      <w:r>
+        <w:t>3.extension method for struct</w:t>
+      </w:r>
+    </w:p>
+    <w:p>
+      <w:r>
+        <w:t>[14-10-2025 17:37] Muhammad Maula CNX: How to improve performance in ef core?</w:t>
+      </w:r>
+    </w:p>
+    <w:p>
+      <w:r>
+        <w:t>[14-10-2025 17:44] Muhammad Maula CNX: Top 10 Important EF Core Performance Tips</w:t>
+      </w:r>
+    </w:p>
+    <w:p/>
+    <w:p>
+      <w:r>
+        <w:t>1. Use AsNoTracking() for read-only queries</w:t>
+      </w:r>
+    </w:p>
+    <w:p/>
+    <w:p>
+      <w:r>
+        <w:t>Avoids change tracking overhead, speeding up data retrieval.</w:t>
+      </w:r>
+    </w:p>
+    <w:p/>
+    <w:p/>
+    <w:p/>
+    <w:p>
+      <w:r>
+        <w:t>2. Filter and project early</w:t>
+      </w:r>
+    </w:p>
+    <w:p/>
+    <w:p>
+      <w:r>
+        <w:t>Use Where() and Select() to fetch only necessary rows and columns.</w:t>
+      </w:r>
+    </w:p>
+    <w:p/>
+    <w:p/>
+    <w:p/>
+    <w:p>
+      <w:r>
+        <w:t>3. Avoid unnecessary Include()</w:t>
+      </w:r>
+    </w:p>
+    <w:p/>
+    <w:p>
+      <w:r>
+        <w:lastRenderedPageBreak/>
+        <w:t>Load related entities only when required; use projections for better performance.</w:t>
+      </w:r>
+    </w:p>
+    <w:p/>
+    <w:p/>
+    <w:p/>
+    <w:p>
+      <w:r>
+        <w:t>4. Use pagination (Skip &amp; Take) for large datasets</w:t>
+      </w:r>
+    </w:p>
+    <w:p/>
+    <w:p>
+      <w:r>
+        <w:t>Prevents loading entire tables into memory.</w:t>
+      </w:r>
+    </w:p>
+    <w:p/>
+    <w:p/>
+    <w:p/>
+    <w:p>
+      <w:r>
+        <w:t>5. Batch inserts/updates and disable AutoDetectChanges</w:t>
+      </w:r>
+    </w:p>
+    <w:p/>
+    <w:p>
+      <w:r>
+        <w:t>Improves performance in bulk operations.</w:t>
+      </w:r>
+    </w:p>
+    <w:p/>
+    <w:p/>
+    <w:p/>
+    <w:p>
+      <w:r>
+        <w:t>6. Use compiled queries for frequently executed queries</w:t>
+      </w:r>
+    </w:p>
+    <w:p/>
+    <w:p>
+      <w:r>
+        <w:t>Reduces query translation overhead.</w:t>
+      </w:r>
+    </w:p>
+    <w:p/>
+    <w:p/>
+    <w:p/>
+    <w:p>
+      <w:r>
+        <w:t>7. Add proper database indexes</w:t>
+      </w:r>
+    </w:p>
+    <w:p/>
+    <w:p>
+      <w:r>
+        <w:t>Index frequently filtered or joined columns for faster queries.</w:t>
+      </w:r>
+    </w:p>
+    <w:p/>
+    <w:p/>
+    <w:p/>
+    <w:p>
+      <w:r>
+        <w:lastRenderedPageBreak/>
+        <w:t>8. Use short-lived DbContext instances</w:t>
+      </w:r>
+    </w:p>
+    <w:p/>
+    <w:p>
+      <w:r>
+        <w:t>Avoid keeping DbContext alive for long; reduces memory usage.</w:t>
+      </w:r>
+    </w:p>
+    <w:p/>
+    <w:p/>
+    <w:p/>
+    <w:p>
+      <w:r>
+        <w:t>9. Use raw SQL or stored procedures when necessary</w:t>
+      </w:r>
+    </w:p>
+    <w:p/>
+    <w:p>
+      <w:r>
+        <w:t>Bypass LINQ for complex or heavy queries.</w:t>
+      </w:r>
+    </w:p>
+    <w:p/>
+    <w:p/>
+    <w:p/>
+    <w:p>
+      <w:r>
+        <w:t>10. Enable logging &amp; profile queries</w:t>
+      </w:r>
+    </w:p>
+    <w:p/>
+    <w:p>
+      <w:r>
+        <w:t>Detect slow queries, missing indexes, and optimize accordingly.</w:t>
+      </w:r>
+    </w:p>
+    <w:p>
+      <w:r>
+        <w:t>[15-10-2025 12:47] Muhammad Maula CNX: Wipro</w:t>
+      </w:r>
+    </w:p>
+    <w:p>
+      <w:r>
+        <w:t>1.//export a List&lt;T&gt; into a CSV file IN C#</w:t>
+      </w:r>
+    </w:p>
+    <w:p/>
+    <w:p>
+      <w:r>
+        <w:t>using System;</w:t>
+      </w:r>
+    </w:p>
+    <w:p>
+      <w:r>
+        <w:t>using System.Collections.Generic;</w:t>
+      </w:r>
+    </w:p>
+    <w:p>
+      <w:r>
+        <w:t>using System.IO;</w:t>
+      </w:r>
+    </w:p>
+    <w:p>
+      <w:r>
+        <w:t>using System.Linq;</w:t>
+      </w:r>
+    </w:p>
+    <w:p>
+      <w:r>
+        <w:t>using System.Reflection;</w:t>
+      </w:r>
+    </w:p>
+    <w:p/>
+    <w:p>
+      <w:r>
+        <w:t>class Program</w:t>
+      </w:r>
+    </w:p>
+    <w:p>
+      <w:r>
+        <w:t>{</w:t>
+      </w:r>
+    </w:p>
+    <w:p>
+      <w:r>
+        <w:t xml:space="preserve">    static void Main()</w:t>
+      </w:r>
+    </w:p>
+    <w:p>
+      <w:r>
+        <w:t xml:space="preserve">    {</w:t>
+      </w:r>
+    </w:p>
+    <w:p>
+      <w:r>
+        <w:lastRenderedPageBreak/>
+        <w:t xml:space="preserve">        // Example data</w:t>
+      </w:r>
+    </w:p>
+    <w:p>
+      <w:r>
+        <w:t xml:space="preserve">        var people = new List&lt;Person&gt;</w:t>
+      </w:r>
+    </w:p>
+    <w:p>
+      <w:r>
+        <w:t xml:space="preserve">        {</w:t>
+      </w:r>
+    </w:p>
+    <w:p>
+      <w:r>
+        <w:t xml:space="preserve">            new Person { Id = 1, Name = "John", Age = 28 },</w:t>
+      </w:r>
+    </w:p>
+    <w:p>
+      <w:r>
+        <w:t xml:space="preserve">            new Person { Id = 2, Name = "Sara", Age = 25 },</w:t>
+      </w:r>
+    </w:p>
+    <w:p>
+      <w:r>
+        <w:t xml:space="preserve">            new Person { Id = 3, Name = "David", Age = 30 }</w:t>
+      </w:r>
+    </w:p>
+    <w:p>
+      <w:r>
+        <w:t xml:space="preserve">        };</w:t>
+      </w:r>
+    </w:p>
+    <w:p/>
+    <w:p>
+      <w:r>
+        <w:t xml:space="preserve">        // Export to CSV</w:t>
+      </w:r>
+    </w:p>
+    <w:p>
+      <w:r>
+        <w:t xml:space="preserve">        ExportToCsv(people, "people.csv");</w:t>
+      </w:r>
+    </w:p>
+    <w:p>
+      <w:r>
+        <w:t xml:space="preserve">        Console.WriteLine("CSV file created successfully!");</w:t>
+      </w:r>
+    </w:p>
+    <w:p>
+      <w:r>
+        <w:t xml:space="preserve">    }</w:t>
+      </w:r>
+    </w:p>
+    <w:p/>
+    <w:p>
+      <w:r>
+        <w:t xml:space="preserve">    static void ExportToCsv&lt;T&gt;(List&lt;T&gt; list, string filePath)</w:t>
+      </w:r>
+    </w:p>
+    <w:p>
+      <w:r>
+        <w:t xml:space="preserve">    {</w:t>
+      </w:r>
+    </w:p>
+    <w:p>
+      <w:r>
+        <w:t xml:space="preserve">        if (list == null || list.Count == 0)</w:t>
+      </w:r>
+    </w:p>
+    <w:p>
+      <w:r>
+        <w:t xml:space="preserve">        {</w:t>
+      </w:r>
+    </w:p>
+    <w:p>
+      <w:r>
+        <w:t xml:space="preserve">            Console.WriteLine("No data to export.");</w:t>
+      </w:r>
+    </w:p>
+    <w:p>
+      <w:r>
+        <w:t xml:space="preserve">            return;</w:t>
+      </w:r>
+    </w:p>
+    <w:p>
+      <w:r>
+        <w:t xml:space="preserve">        }</w:t>
+      </w:r>
+    </w:p>
+    <w:p/>
+    <w:p>
+      <w:r>
+        <w:t xml:space="preserve">        var props = typeof(T).GetProperties(BindingFlags.Public | BindingFlags.Instance);</w:t>
+      </w:r>
+    </w:p>
+    <w:p>
+      <w:r>
+        <w:t xml:space="preserve">        using (var writer = new StreamWriter(filePath))</w:t>
+      </w:r>
+    </w:p>
+    <w:p>
+      <w:r>
+        <w:t xml:space="preserve">        {</w:t>
+      </w:r>
+    </w:p>
+    <w:p>
+      <w:r>
+        <w:t xml:space="preserve">            // Write header</w:t>
+      </w:r>
+    </w:p>
+    <w:p>
+      <w:r>
+        <w:t xml:space="preserve">            writer.WriteLine(string.Join(",", props.Select(p =&gt; p.Name)));</w:t>
+      </w:r>
+    </w:p>
+    <w:p/>
+    <w:p>
+      <w:r>
+        <w:t xml:space="preserve">            // Write data rows</w:t>
+      </w:r>
+    </w:p>
+    <w:p>
+      <w:r>
+        <w:lastRenderedPageBreak/>
+        <w:t xml:space="preserve">            foreach (var item in list)</w:t>
+      </w:r>
+    </w:p>
+    <w:p>
+      <w:r>
+        <w:t xml:space="preserve">            {</w:t>
+      </w:r>
+    </w:p>
+    <w:p>
+      <w:r>
+        <w:t xml:space="preserve">                var values = props.Select(p =&gt; (p.GetValue(item, null) ?? "").ToString().Replace(",", " "));</w:t>
+      </w:r>
+    </w:p>
+    <w:p>
+      <w:r>
+        <w:t xml:space="preserve">                writer.WriteLine(string.Join(",", values));</w:t>
+      </w:r>
+    </w:p>
+    <w:p>
+      <w:r>
+        <w:t xml:space="preserve">            }</w:t>
+      </w:r>
+    </w:p>
+    <w:p>
+      <w:r>
+        <w:t xml:space="preserve">        }</w:t>
+      </w:r>
+    </w:p>
+    <w:p>
+      <w:r>
+        <w:t xml:space="preserve">    }</w:t>
+      </w:r>
+    </w:p>
+    <w:p>
+      <w:r>
+        <w:t>}</w:t>
+      </w:r>
+    </w:p>
+    <w:p/>
+    <w:p>
+      <w:r>
+        <w:t>class Person</w:t>
+      </w:r>
+    </w:p>
+    <w:p>
+      <w:r>
+        <w:t>{</w:t>
+      </w:r>
+    </w:p>
+    <w:p>
+      <w:r>
+        <w:t xml:space="preserve">    public int Id { get; set; }</w:t>
+      </w:r>
+    </w:p>
+    <w:p>
+      <w:r>
+        <w:t xml:space="preserve">    public string Name { get; set; }</w:t>
+      </w:r>
+    </w:p>
+    <w:p>
+      <w:r>
+        <w:t xml:space="preserve">    public int Age { get; set; }</w:t>
+      </w:r>
+    </w:p>
+    <w:p>
+      <w:r>
+        <w:t>}</w:t>
+      </w:r>
+    </w:p>
+    <w:p/>
+    <w:p/>
+    <w:p>
+      <w:r>
+        <w:t>Why DI?</w:t>
+      </w:r>
+    </w:p>
+    <w:p/>
+    <w:p>
+      <w:r>
+        <w:t>Format validaition in angaular?</w:t>
+      </w:r>
+    </w:p>
+    <w:p/>
+    <w:p>
+      <w:r>
+        <w:t>Thread starvation?</w:t>
+      </w:r>
+    </w:p>
+    <w:p/>
+    <w:p>
+      <w:r>
+        <w:t>Task Schudler?</w:t>
+      </w:r>
+    </w:p>
+    <w:p/>
+    <w:p>
+      <w:r>
+        <w:t>linq query performance?</w:t>
+      </w:r>
+    </w:p>
+    <w:p/>
+    <w:p>
+      <w:r>
+        <w:lastRenderedPageBreak/>
+        <w:t>how to make setting for particular Envirment in setup.cake file while gethub action build?</w:t>
+      </w:r>
+    </w:p>
+    <w:p/>
+    <w:p>
+      <w:r>
+        <w:t>what are the changes we do in setup.cake file?</w:t>
+      </w:r>
+    </w:p>
+    <w:p>
+      <w:r>
+        <w:t>[15-10-2025 14:29] Muhammad Maula CNX: What is  task.delay</w:t>
+      </w:r>
+    </w:p>
+    <w:p>
+      <w:r>
+        <w:t>[15-10-2025 19:47] Muhammad Maula CNX: Why lisko substitute principle?</w:t>
+      </w:r>
+    </w:p>
+    <w:p>
+      <w:r>
+        <w:t>[16-10-2025 09:27] Muhammad Maula CNX: How to make thread safe for a singleton class?</w:t>
       </w:r>
     </w:p>
     <w:sectPr>
